--- a/Srikanth_BS_Resume.docx
+++ b/Srikanth_BS_Resume.docx
@@ -154,7 +154,7 @@
           <w:sz w:val="19"/>
           <w:szCs w:val="19"/>
         </w:rPr>
-        <w:t xml:space="preserve"> with grounded Q&amp;A over company documents. Deep expertise spanning LLM integration, durable workflow orchestration, semantic search, cloud-native architecture, and React front-ends. Seeking Senior Software Engineer / AI Engineer / Backend Engineer roles focused on architecture, mentorship, and technical leadership.</w:t>
+        <w:t xml:space="preserve"> with grounded Q&amp;A over company documents. Deep expertise spanning GenAI and agentic AI systems (LangChain, LangGraph, MCP), durable workflow orchestration, semantic search, cloud-native architecture, and React front-ends. Seeking Senior Software Engineer / AI Engineer / Backend Engineer roles focused on architecture, mentorship, and technical leadership.</w:t>
       </w:r>
     </w:p>
     <w:p>
@@ -177,7 +177,7 @@
           <w:sz w:val="19"/>
           <w:szCs w:val="19"/>
         </w:rPr>
-        <w:t xml:space="preserve">LLM Automation &amp; Generative AI, RAG Pipelines, Intent Classification, Workflow Orchestration (Temporal), Semantic Search (pgvector), Microservices &amp; System Design, Cloud Architecture (Azure/AWS), Full Stack Development (Python, React), Technical Leadership</w:t>
+        <w:t xml:space="preserve">Generative AI (GenAI) &amp; LLM Automation, Agentic AI (LangChain, LangGraph, MCP), RAG Pipelines, Intent Classification, Workflow Orchestration (Temporal), Semantic Search (pgvector), Microservices &amp; System Design, Cloud Architecture (Azure/AWS), Full Stack (Python, React), Technical Leadership</w:t>
       </w:r>
     </w:p>
     <w:p>
@@ -1852,7 +1852,7 @@
           <w:sz w:val="19"/>
           <w:szCs w:val="19"/>
         </w:rPr>
-        <w:t xml:space="preserve">LLM integrations (Gemini 3.1 Pro, GPT-4, Claude), Generative AI, RAG pipelines, Embeddings &amp; semantic search (pgvector), Prompt engineering, Temporal workflow orchestration, Machine Learning (TensorFlow, PyTorch, Scikit-learn), NLP, Computer Vision (OpenCV, YOLO)</w:t>
+        <w:t xml:space="preserve">Generative AI (GenAI), Agentic AI &amp; AI Agents (LangChain, LangGraph, Model Context Protocol - MCP), LLM integrations (Gemini 3.1 Pro, GPT-4, Claude), RAG pipelines, Embeddings &amp; semantic search (pgvector), Prompt engineering, Temporal workflow orchestration, Machine Learning (TensorFlow, PyTorch, Scikit-learn), NLP, Computer Vision (OpenCV, YOLO)</w:t>
       </w:r>
     </w:p>
     <w:p>

--- a/Srikanth_BS_Resume.docx
+++ b/Srikanth_BS_Resume.docx
@@ -34,7 +34,7 @@
           <w:sz w:val="20"/>
           <w:szCs w:val="20"/>
         </w:rPr>
-        <w:t xml:space="preserve">Full Stack Software Engineer  |  AI &amp; LLM Automation Architect  |  Engineering Leader</w:t>
+        <w:t xml:space="preserve">Senior Backend Developer (Python · Django · FastAPI)  |  AI &amp; LLM Automation Architect  |  Engineering Leader</w:t>
       </w:r>
     </w:p>
     <w:p>
@@ -57,7 +57,7 @@
         <w:pBdr>
           <w:bottom w:val="single" w:color="1F3864" w:sz="10" w:space="6"/>
         </w:pBdr>
-        <w:spacing w:after="60"/>
+        <w:spacing w:after="44"/>
         <w:jc w:val="center"/>
       </w:pPr>
       <w:r>
@@ -75,7 +75,7 @@
         <w:pBdr>
           <w:bottom w:val="single" w:color="1F3864" w:sz="6" w:space="2"/>
         </w:pBdr>
-        <w:spacing w:after="42" w:before="106"/>
+        <w:spacing w:after="36" w:before="88"/>
       </w:pPr>
       <w:r>
         <w:rPr>
@@ -92,13 +92,13 @@
     </w:p>
     <w:p>
       <w:pPr>
-        <w:spacing w:after="34" w:line="238" w:lineRule="auto"/>
-      </w:pPr>
-      <w:r>
-        <w:rPr>
-          <w:rFonts w:ascii="Calibri" w:cs="Calibri" w:eastAsia="Calibri" w:hAnsi="Calibri"/>
-          <w:sz w:val="19"/>
-          <w:szCs w:val="19"/>
+        <w:spacing w:after="26" w:line="232" w:lineRule="auto"/>
+      </w:pPr>
+      <w:r>
+        <w:rPr>
+          <w:rFonts w:ascii="Calibri" w:cs="Calibri" w:eastAsia="Calibri" w:hAnsi="Calibri"/>
+          <w:sz w:val="18"/>
+          <w:szCs w:val="18"/>
         </w:rPr>
         <w:t xml:space="preserve">Award-winning Full Stack Software Engineer with 6+ years architecting and deploying production-grade AI-driven platforms. Recently shipped two end-to-end </w:t>
       </w:r>
@@ -107,16 +107,16 @@
           <w:rFonts w:ascii="Calibri" w:cs="Calibri" w:eastAsia="Calibri" w:hAnsi="Calibri"/>
           <w:b/>
           <w:bCs/>
-          <w:sz w:val="19"/>
-          <w:szCs w:val="19"/>
+          <w:sz w:val="18"/>
+          <w:szCs w:val="18"/>
         </w:rPr>
         <w:t xml:space="preserve">LLM automation products</w:t>
       </w:r>
       <w:r>
         <w:rPr>
           <w:rFonts w:ascii="Calibri" w:cs="Calibri" w:eastAsia="Calibri" w:hAnsi="Calibri"/>
-          <w:sz w:val="19"/>
-          <w:szCs w:val="19"/>
+          <w:sz w:val="18"/>
+          <w:szCs w:val="18"/>
         </w:rPr>
         <w:t xml:space="preserve">: an </w:t>
       </w:r>
@@ -125,16 +125,16 @@
           <w:rFonts w:ascii="Calibri" w:cs="Calibri" w:eastAsia="Calibri" w:hAnsi="Calibri"/>
           <w:b/>
           <w:bCs/>
-          <w:sz w:val="19"/>
-          <w:szCs w:val="19"/>
+          <w:sz w:val="18"/>
+          <w:szCs w:val="18"/>
         </w:rPr>
         <w:t xml:space="preserve">intent-analysis engine</w:t>
       </w:r>
       <w:r>
         <w:rPr>
           <w:rFonts w:ascii="Calibri" w:cs="Calibri" w:eastAsia="Calibri" w:hAnsi="Calibri"/>
-          <w:sz w:val="19"/>
-          <w:szCs w:val="19"/>
+          <w:sz w:val="18"/>
+          <w:szCs w:val="18"/>
         </w:rPr>
         <w:t xml:space="preserve"> that converts e-commerce customer-support conversations into reusable service playbooks (triggers, templates, decision trees), and a </w:t>
       </w:r>
@@ -143,18 +143,18 @@
           <w:rFonts w:ascii="Calibri" w:cs="Calibri" w:eastAsia="Calibri" w:hAnsi="Calibri"/>
           <w:b/>
           <w:bCs/>
-          <w:sz w:val="19"/>
-          <w:szCs w:val="19"/>
+          <w:sz w:val="18"/>
+          <w:szCs w:val="18"/>
         </w:rPr>
         <w:t xml:space="preserve">self-updating RAG knowledge wiki</w:t>
       </w:r>
       <w:r>
         <w:rPr>
           <w:rFonts w:ascii="Calibri" w:cs="Calibri" w:eastAsia="Calibri" w:hAnsi="Calibri"/>
-          <w:sz w:val="19"/>
-          <w:szCs w:val="19"/>
-        </w:rPr>
-        <w:t xml:space="preserve"> with grounded Q&amp;A over company documents. Deep expertise spanning GenAI and agentic AI systems (LangChain, LangGraph, MCP), durable workflow orchestration, semantic search, cloud-native architecture, and React front-ends. Seeking Senior Software Engineer / AI Engineer / Backend Engineer roles focused on architecture, mentorship, and technical leadership.</w:t>
+          <w:sz w:val="18"/>
+          <w:szCs w:val="18"/>
+        </w:rPr>
+        <w:t xml:space="preserve"> with grounded Q&amp;A over company documents. Deep expertise spanning GenAI and agentic AI systems (LangChain, LangGraph, MCP), durable workflow orchestration, secure API development (OAuth2, pytest-driven testing), cloud-native Azure architecture, and React front-ends. Seeking Senior Software Engineer / AI Engineer / Backend Engineer roles focused on architecture, mentorship, and technical leadership.</w:t>
       </w:r>
     </w:p>
     <w:p>
@@ -166,39 +166,39 @@
           <w:rFonts w:ascii="Calibri" w:cs="Calibri" w:eastAsia="Calibri" w:hAnsi="Calibri"/>
           <w:b/>
           <w:bCs/>
-          <w:sz w:val="19"/>
-          <w:szCs w:val="19"/>
+          <w:sz w:val="18"/>
+          <w:szCs w:val="18"/>
         </w:rPr>
         <w:t xml:space="preserve">Core Competencies:  </w:t>
       </w:r>
       <w:r>
         <w:rPr>
           <w:rFonts w:ascii="Calibri" w:cs="Calibri" w:eastAsia="Calibri" w:hAnsi="Calibri"/>
-          <w:sz w:val="19"/>
-          <w:szCs w:val="19"/>
-        </w:rPr>
-        <w:t xml:space="preserve">Generative AI (GenAI) &amp; LLM Automation, Agentic AI (LangChain, LangGraph, MCP), RAG Pipelines, Intent Classification, Workflow Orchestration (Temporal), Semantic Search (pgvector), Microservices &amp; System Design, Cloud Architecture (Azure/AWS), Full Stack (Python, React), Technical Leadership</w:t>
-      </w:r>
-    </w:p>
-    <w:p>
-      <w:pPr>
-        <w:spacing w:after="40"/>
-      </w:pPr>
-      <w:r>
-        <w:rPr>
-          <w:rFonts w:ascii="Calibri" w:cs="Calibri" w:eastAsia="Calibri" w:hAnsi="Calibri"/>
-          <w:b/>
-          <w:bCs/>
-          <w:sz w:val="19"/>
-          <w:szCs w:val="19"/>
+          <w:sz w:val="18"/>
+          <w:szCs w:val="18"/>
+        </w:rPr>
+        <w:t xml:space="preserve">Python Backend (Django, Django REST Framework, FastAPI), Secure Coding &amp; OAuth2, Unit Testing (pytest), SQLAlchemy + Alembic, PostgreSQL, Azure Cloud, CI/CD &amp; DevOps, Docker &amp; Kubernetes, Generative AI (GenAI) &amp; LLM Automation, Agentic AI (LangChain, LangGraph, MCP), RAG Pipelines, Workflow Orchestration (Temporal, Celery), Microservices &amp; System Design, Technical Leadership</w:t>
+      </w:r>
+    </w:p>
+    <w:p>
+      <w:pPr>
+        <w:spacing w:after="24"/>
+      </w:pPr>
+      <w:r>
+        <w:rPr>
+          <w:rFonts w:ascii="Calibri" w:cs="Calibri" w:eastAsia="Calibri" w:hAnsi="Calibri"/>
+          <w:b/>
+          <w:bCs/>
+          <w:sz w:val="18"/>
+          <w:szCs w:val="18"/>
         </w:rPr>
         <w:t xml:space="preserve">Key Metrics:  </w:t>
       </w:r>
       <w:r>
         <w:rPr>
           <w:rFonts w:ascii="Calibri" w:cs="Calibri" w:eastAsia="Calibri" w:hAnsi="Calibri"/>
-          <w:sz w:val="19"/>
-          <w:szCs w:val="19"/>
+          <w:sz w:val="18"/>
+          <w:szCs w:val="18"/>
         </w:rPr>
         <w:t xml:space="preserve">14+ complex projects from ideation to production  ·  2 LLM automation platforms shipped end-to-end  ·  $2M+ revenue impact via automation  ·  Up to 45% performance gains  ·  10+ engineers mentored</w:t>
       </w:r>
@@ -208,7 +208,7 @@
         <w:pBdr>
           <w:bottom w:val="single" w:color="1F3864" w:sz="6" w:space="2"/>
         </w:pBdr>
-        <w:spacing w:after="42" w:before="106"/>
+        <w:spacing w:after="36" w:before="88"/>
       </w:pPr>
       <w:r>
         <w:rPr>
@@ -228,7 +228,7 @@
         <w:tabs>
           <w:tab w:val="right" w:pos="10206"/>
         </w:tabs>
-        <w:spacing w:after="6" w:before="64"/>
+        <w:spacing w:after="4" w:before="54"/>
       </w:pPr>
       <w:r>
         <w:rPr>
@@ -261,7 +261,7 @@
     </w:p>
     <w:p>
       <w:pPr>
-        <w:spacing w:after="30"/>
+        <w:spacing w:after="24"/>
       </w:pPr>
       <w:r>
         <w:rPr>
@@ -277,7 +277,10 @@
     </w:p>
     <w:p>
       <w:pPr>
-        <w:spacing w:after="12" w:before="34"/>
+        <w:tabs>
+          <w:tab w:val="right" w:pos="10206"/>
+        </w:tabs>
+        <w:spacing w:after="10" w:before="28"/>
       </w:pPr>
       <w:r>
         <w:rPr>
@@ -288,256 +291,276 @@
           <w:sz w:val="19"/>
           <w:szCs w:val="19"/>
         </w:rPr>
-        <w:t xml:space="preserve">Flagship: Intent Analysis Automation — customer-support intelligence for e-commerce</w:t>
-      </w:r>
-    </w:p>
-    <w:p>
-      <w:pPr>
-        <w:pStyle w:val="ListParagraph"/>
-        <w:keepNext w:val="false"/>
-        <w:numPr>
-          <w:ilvl w:val="0"/>
-          <w:numId w:val="2"/>
-        </w:numPr>
-        <w:spacing w:after="18" w:line="232" w:lineRule="auto"/>
-      </w:pPr>
-      <w:r>
-        <w:rPr>
-          <w:rFonts w:ascii="Calibri" w:cs="Calibri" w:eastAsia="Calibri" w:hAnsi="Calibri"/>
-          <w:sz w:val="19"/>
-          <w:szCs w:val="19"/>
-        </w:rPr>
-        <w:t xml:space="preserve">Architected an end-to-end platform that ingests </w:t>
-      </w:r>
-      <w:r>
-        <w:rPr>
-          <w:rFonts w:ascii="Calibri" w:cs="Calibri" w:eastAsia="Calibri" w:hAnsi="Calibri"/>
-          <w:b/>
-          <w:bCs/>
-          <w:sz w:val="19"/>
-          <w:szCs w:val="19"/>
-        </w:rPr>
-        <w:t xml:space="preserve">incoming &amp; outgoing support-ticket messages</w:t>
-      </w:r>
-      <w:r>
-        <w:rPr>
-          <w:rFonts w:ascii="Calibri" w:cs="Calibri" w:eastAsia="Calibri" w:hAnsi="Calibri"/>
-          <w:sz w:val="19"/>
-          <w:szCs w:val="19"/>
-        </w:rPr>
-        <w:t xml:space="preserve"> and classifies each for </w:t>
-      </w:r>
-      <w:r>
-        <w:rPr>
-          <w:rFonts w:ascii="Calibri" w:cs="Calibri" w:eastAsia="Calibri" w:hAnsi="Calibri"/>
-          <w:b/>
-          <w:bCs/>
-          <w:sz w:val="19"/>
-          <w:szCs w:val="19"/>
-        </w:rPr>
-        <w:t xml:space="preserve">intent and response type</w:t>
-      </w:r>
-      <w:r>
-        <w:rPr>
-          <w:rFonts w:ascii="Calibri" w:cs="Calibri" w:eastAsia="Calibri" w:hAnsi="Calibri"/>
-          <w:sz w:val="19"/>
-          <w:szCs w:val="19"/>
-        </w:rPr>
-        <w:t xml:space="preserve"> using vector embeddings + </w:t>
-      </w:r>
-      <w:r>
-        <w:rPr>
-          <w:rFonts w:ascii="Calibri" w:cs="Calibri" w:eastAsia="Calibri" w:hAnsi="Calibri"/>
-          <w:b/>
-          <w:bCs/>
-          <w:sz w:val="19"/>
-          <w:szCs w:val="19"/>
-        </w:rPr>
-        <w:t xml:space="preserve">Gemini 3.1 Pro</w:t>
-      </w:r>
-      <w:r>
-        <w:rPr>
-          <w:rFonts w:ascii="Calibri" w:cs="Calibri" w:eastAsia="Calibri" w:hAnsi="Calibri"/>
-          <w:sz w:val="19"/>
-          <w:szCs w:val="19"/>
-        </w:rPr>
-        <w:t xml:space="preserve"> LLM calls.</w:t>
-      </w:r>
-    </w:p>
-    <w:p>
-      <w:pPr>
-        <w:pStyle w:val="ListParagraph"/>
-        <w:keepNext w:val="false"/>
-        <w:numPr>
-          <w:ilvl w:val="0"/>
-          <w:numId w:val="2"/>
-        </w:numPr>
-        <w:spacing w:after="18" w:line="232" w:lineRule="auto"/>
-      </w:pPr>
-      <w:r>
-        <w:rPr>
-          <w:rFonts w:ascii="Calibri" w:cs="Calibri" w:eastAsia="Calibri" w:hAnsi="Calibri"/>
-          <w:sz w:val="19"/>
-          <w:szCs w:val="19"/>
-        </w:rPr>
-        <w:t xml:space="preserve">Designed the analysis layer that auto-generates a reusable </w:t>
-      </w:r>
-      <w:r>
-        <w:rPr>
-          <w:rFonts w:ascii="Calibri" w:cs="Calibri" w:eastAsia="Calibri" w:hAnsi="Calibri"/>
-          <w:b/>
-          <w:bCs/>
-          <w:sz w:val="19"/>
-          <w:szCs w:val="19"/>
-        </w:rPr>
-        <w:t xml:space="preserve">service playbook</w:t>
-      </w:r>
-      <w:r>
-        <w:rPr>
-          <w:rFonts w:ascii="Calibri" w:cs="Calibri" w:eastAsia="Calibri" w:hAnsi="Calibri"/>
-          <w:sz w:val="19"/>
-          <w:szCs w:val="19"/>
-        </w:rPr>
-        <w:t xml:space="preserve"> — </w:t>
-      </w:r>
-      <w:r>
-        <w:rPr>
-          <w:rFonts w:ascii="Calibri" w:cs="Calibri" w:eastAsia="Calibri" w:hAnsi="Calibri"/>
-          <w:b/>
-          <w:bCs/>
-          <w:sz w:val="19"/>
-          <w:szCs w:val="19"/>
-        </w:rPr>
-        <w:t xml:space="preserve">triggers</w:t>
-      </w:r>
-      <w:r>
-        <w:rPr>
-          <w:rFonts w:ascii="Calibri" w:cs="Calibri" w:eastAsia="Calibri" w:hAnsi="Calibri"/>
-          <w:sz w:val="19"/>
-          <w:szCs w:val="19"/>
-        </w:rPr>
-        <w:t xml:space="preserve"> (when to act), </w:t>
-      </w:r>
-      <w:r>
-        <w:rPr>
-          <w:rFonts w:ascii="Calibri" w:cs="Calibri" w:eastAsia="Calibri" w:hAnsi="Calibri"/>
-          <w:b/>
-          <w:bCs/>
-          <w:sz w:val="19"/>
-          <w:szCs w:val="19"/>
-        </w:rPr>
-        <w:t xml:space="preserve">response templates</w:t>
-      </w:r>
-      <w:r>
-        <w:rPr>
-          <w:rFonts w:ascii="Calibri" w:cs="Calibri" w:eastAsia="Calibri" w:hAnsi="Calibri"/>
-          <w:sz w:val="19"/>
-          <w:szCs w:val="19"/>
-        </w:rPr>
-        <w:t xml:space="preserve"> (what to send), and </w:t>
-      </w:r>
-      <w:r>
-        <w:rPr>
-          <w:rFonts w:ascii="Calibri" w:cs="Calibri" w:eastAsia="Calibri" w:hAnsi="Calibri"/>
-          <w:b/>
-          <w:bCs/>
-          <w:sz w:val="19"/>
-          <w:szCs w:val="19"/>
-        </w:rPr>
-        <w:t xml:space="preserve">decision trees</w:t>
-      </w:r>
-      <w:r>
-        <w:rPr>
-          <w:rFonts w:ascii="Calibri" w:cs="Calibri" w:eastAsia="Calibri" w:hAnsi="Calibri"/>
-          <w:sz w:val="19"/>
-          <w:szCs w:val="19"/>
-        </w:rPr>
-        <w:t xml:space="preserve"> (which process path per intent × response type) — versioned in PostgreSQL as a reference for any customer-service team.</w:t>
-      </w:r>
-    </w:p>
-    <w:p>
-      <w:pPr>
-        <w:pStyle w:val="ListParagraph"/>
-        <w:keepNext w:val="false"/>
-        <w:numPr>
-          <w:ilvl w:val="0"/>
-          <w:numId w:val="2"/>
-        </w:numPr>
-        <w:spacing w:after="18" w:line="232" w:lineRule="auto"/>
-      </w:pPr>
-      <w:r>
-        <w:rPr>
-          <w:rFonts w:ascii="Calibri" w:cs="Calibri" w:eastAsia="Calibri" w:hAnsi="Calibri"/>
-          <w:sz w:val="19"/>
-          <w:szCs w:val="19"/>
-        </w:rPr>
-        <w:t xml:space="preserve">Orchestrated ingest → normalize → embed → classify → aggregate as </w:t>
-      </w:r>
-      <w:r>
-        <w:rPr>
-          <w:rFonts w:ascii="Calibri" w:cs="Calibri" w:eastAsia="Calibri" w:hAnsi="Calibri"/>
-          <w:b/>
-          <w:bCs/>
-          <w:sz w:val="19"/>
-          <w:szCs w:val="19"/>
-        </w:rPr>
-        <w:t xml:space="preserve">durable Temporal workflows</w:t>
-      </w:r>
-      <w:r>
-        <w:rPr>
-          <w:rFonts w:ascii="Calibri" w:cs="Calibri" w:eastAsia="Calibri" w:hAnsi="Calibri"/>
-          <w:sz w:val="19"/>
-          <w:szCs w:val="19"/>
-        </w:rPr>
-        <w:t xml:space="preserve"> (automatic retries, fault-tolerance, replayable history); built the </w:t>
-      </w:r>
-      <w:r>
-        <w:rPr>
-          <w:rFonts w:ascii="Calibri" w:cs="Calibri" w:eastAsia="Calibri" w:hAnsi="Calibri"/>
-          <w:b/>
-          <w:bCs/>
-          <w:sz w:val="19"/>
-          <w:szCs w:val="19"/>
-        </w:rPr>
-        <w:t xml:space="preserve">React analytics dashboard</w:t>
-      </w:r>
-      <w:r>
-        <w:rPr>
-          <w:rFonts w:ascii="Calibri" w:cs="Calibri" w:eastAsia="Calibri" w:hAnsi="Calibri"/>
-          <w:sz w:val="19"/>
-          <w:szCs w:val="19"/>
-        </w:rPr>
-        <w:t xml:space="preserve"> — intent explorer, template library, decision-tree viewer.</w:t>
-      </w:r>
-    </w:p>
-    <w:p>
-      <w:pPr>
-        <w:spacing w:after="30" w:before="16"/>
-      </w:pPr>
-      <w:r>
-        <w:rPr>
-          <w:rFonts w:ascii="Calibri" w:cs="Calibri" w:eastAsia="Calibri" w:hAnsi="Calibri"/>
-          <w:b/>
-          <w:bCs/>
+        <w:t xml:space="preserve">Flagship: Intent Analysis Automation — e-commerce support intelligence</w:t>
+      </w:r>
+      <w:r>
+        <w:rPr>
+          <w:rFonts w:ascii="Calibri" w:cs="Calibri" w:eastAsia="Calibri" w:hAnsi="Calibri"/>
+        </w:rPr>
+        <w:t xml:space="preserve">	</w:t>
+      </w:r>
+      <w:r>
+        <w:rPr>
+          <w:rFonts w:ascii="Calibri" w:cs="Calibri" w:eastAsia="Calibri" w:hAnsi="Calibri"/>
+          <w:i/>
+          <w:iCs/>
           <w:color w:val="595959"/>
           <w:sz w:val="17"/>
           <w:szCs w:val="17"/>
         </w:rPr>
-        <w:t xml:space="preserve">Tech: </w:t>
-      </w:r>
-      <w:r>
-        <w:rPr>
-          <w:rFonts w:ascii="Calibri" w:cs="Calibri" w:eastAsia="Calibri" w:hAnsi="Calibri"/>
+        <w:t xml:space="preserve">Sep 2025 – Feb 2026  ·  6 months</w:t>
+      </w:r>
+    </w:p>
+    <w:p>
+      <w:pPr>
+        <w:pStyle w:val="ListParagraph"/>
+        <w:keepNext w:val="false"/>
+        <w:numPr>
+          <w:ilvl w:val="0"/>
+          <w:numId w:val="2"/>
+        </w:numPr>
+        <w:spacing w:after="12" w:line="226" w:lineRule="auto"/>
+      </w:pPr>
+      <w:r>
+        <w:rPr>
+          <w:rFonts w:ascii="Calibri" w:cs="Calibri" w:eastAsia="Calibri" w:hAnsi="Calibri"/>
+          <w:sz w:val="18"/>
+          <w:szCs w:val="18"/>
+        </w:rPr>
+        <w:t xml:space="preserve">Architected an end-to-end platform that ingests </w:t>
+      </w:r>
+      <w:r>
+        <w:rPr>
+          <w:rFonts w:ascii="Calibri" w:cs="Calibri" w:eastAsia="Calibri" w:hAnsi="Calibri"/>
+          <w:b/>
+          <w:bCs/>
+          <w:sz w:val="18"/>
+          <w:szCs w:val="18"/>
+        </w:rPr>
+        <w:t xml:space="preserve">incoming &amp; outgoing support-ticket messages</w:t>
+      </w:r>
+      <w:r>
+        <w:rPr>
+          <w:rFonts w:ascii="Calibri" w:cs="Calibri" w:eastAsia="Calibri" w:hAnsi="Calibri"/>
+          <w:sz w:val="18"/>
+          <w:szCs w:val="18"/>
+        </w:rPr>
+        <w:t xml:space="preserve"> and classifies each for </w:t>
+      </w:r>
+      <w:r>
+        <w:rPr>
+          <w:rFonts w:ascii="Calibri" w:cs="Calibri" w:eastAsia="Calibri" w:hAnsi="Calibri"/>
+          <w:b/>
+          <w:bCs/>
+          <w:sz w:val="18"/>
+          <w:szCs w:val="18"/>
+        </w:rPr>
+        <w:t xml:space="preserve">intent and response type</w:t>
+      </w:r>
+      <w:r>
+        <w:rPr>
+          <w:rFonts w:ascii="Calibri" w:cs="Calibri" w:eastAsia="Calibri" w:hAnsi="Calibri"/>
+          <w:sz w:val="18"/>
+          <w:szCs w:val="18"/>
+        </w:rPr>
+        <w:t xml:space="preserve"> using vector embeddings + </w:t>
+      </w:r>
+      <w:r>
+        <w:rPr>
+          <w:rFonts w:ascii="Calibri" w:cs="Calibri" w:eastAsia="Calibri" w:hAnsi="Calibri"/>
+          <w:b/>
+          <w:bCs/>
+          <w:sz w:val="18"/>
+          <w:szCs w:val="18"/>
+        </w:rPr>
+        <w:t xml:space="preserve">Gemini 3.1 Pro</w:t>
+      </w:r>
+      <w:r>
+        <w:rPr>
+          <w:rFonts w:ascii="Calibri" w:cs="Calibri" w:eastAsia="Calibri" w:hAnsi="Calibri"/>
+          <w:sz w:val="18"/>
+          <w:szCs w:val="18"/>
+        </w:rPr>
+        <w:t xml:space="preserve"> LLM calls.</w:t>
+      </w:r>
+    </w:p>
+    <w:p>
+      <w:pPr>
+        <w:pStyle w:val="ListParagraph"/>
+        <w:keepNext w:val="false"/>
+        <w:numPr>
+          <w:ilvl w:val="0"/>
+          <w:numId w:val="2"/>
+        </w:numPr>
+        <w:spacing w:after="12" w:line="226" w:lineRule="auto"/>
+      </w:pPr>
+      <w:r>
+        <w:rPr>
+          <w:rFonts w:ascii="Calibri" w:cs="Calibri" w:eastAsia="Calibri" w:hAnsi="Calibri"/>
+          <w:sz w:val="18"/>
+          <w:szCs w:val="18"/>
+        </w:rPr>
+        <w:t xml:space="preserve">Designed the analysis layer that auto-generates a reusable </w:t>
+      </w:r>
+      <w:r>
+        <w:rPr>
+          <w:rFonts w:ascii="Calibri" w:cs="Calibri" w:eastAsia="Calibri" w:hAnsi="Calibri"/>
+          <w:b/>
+          <w:bCs/>
+          <w:sz w:val="18"/>
+          <w:szCs w:val="18"/>
+        </w:rPr>
+        <w:t xml:space="preserve">service playbook</w:t>
+      </w:r>
+      <w:r>
+        <w:rPr>
+          <w:rFonts w:ascii="Calibri" w:cs="Calibri" w:eastAsia="Calibri" w:hAnsi="Calibri"/>
+          <w:sz w:val="18"/>
+          <w:szCs w:val="18"/>
+        </w:rPr>
+        <w:t xml:space="preserve"> — </w:t>
+      </w:r>
+      <w:r>
+        <w:rPr>
+          <w:rFonts w:ascii="Calibri" w:cs="Calibri" w:eastAsia="Calibri" w:hAnsi="Calibri"/>
+          <w:b/>
+          <w:bCs/>
+          <w:sz w:val="18"/>
+          <w:szCs w:val="18"/>
+        </w:rPr>
+        <w:t xml:space="preserve">triggers</w:t>
+      </w:r>
+      <w:r>
+        <w:rPr>
+          <w:rFonts w:ascii="Calibri" w:cs="Calibri" w:eastAsia="Calibri" w:hAnsi="Calibri"/>
+          <w:sz w:val="18"/>
+          <w:szCs w:val="18"/>
+        </w:rPr>
+        <w:t xml:space="preserve"> (when to act), </w:t>
+      </w:r>
+      <w:r>
+        <w:rPr>
+          <w:rFonts w:ascii="Calibri" w:cs="Calibri" w:eastAsia="Calibri" w:hAnsi="Calibri"/>
+          <w:b/>
+          <w:bCs/>
+          <w:sz w:val="18"/>
+          <w:szCs w:val="18"/>
+        </w:rPr>
+        <w:t xml:space="preserve">response templates</w:t>
+      </w:r>
+      <w:r>
+        <w:rPr>
+          <w:rFonts w:ascii="Calibri" w:cs="Calibri" w:eastAsia="Calibri" w:hAnsi="Calibri"/>
+          <w:sz w:val="18"/>
+          <w:szCs w:val="18"/>
+        </w:rPr>
+        <w:t xml:space="preserve"> (what to send), and </w:t>
+      </w:r>
+      <w:r>
+        <w:rPr>
+          <w:rFonts w:ascii="Calibri" w:cs="Calibri" w:eastAsia="Calibri" w:hAnsi="Calibri"/>
+          <w:b/>
+          <w:bCs/>
+          <w:sz w:val="18"/>
+          <w:szCs w:val="18"/>
+        </w:rPr>
+        <w:t xml:space="preserve">decision trees</w:t>
+      </w:r>
+      <w:r>
+        <w:rPr>
+          <w:rFonts w:ascii="Calibri" w:cs="Calibri" w:eastAsia="Calibri" w:hAnsi="Calibri"/>
+          <w:sz w:val="18"/>
+          <w:szCs w:val="18"/>
+        </w:rPr>
+        <w:t xml:space="preserve"> (which process path per intent × response type) — versioned in PostgreSQL as a reference for any customer-service team.</w:t>
+      </w:r>
+    </w:p>
+    <w:p>
+      <w:pPr>
+        <w:pStyle w:val="ListParagraph"/>
+        <w:keepNext w:val="false"/>
+        <w:numPr>
+          <w:ilvl w:val="0"/>
+          <w:numId w:val="2"/>
+        </w:numPr>
+        <w:spacing w:after="12" w:line="226" w:lineRule="auto"/>
+      </w:pPr>
+      <w:r>
+        <w:rPr>
+          <w:rFonts w:ascii="Calibri" w:cs="Calibri" w:eastAsia="Calibri" w:hAnsi="Calibri"/>
+          <w:sz w:val="18"/>
+          <w:szCs w:val="18"/>
+        </w:rPr>
+        <w:t xml:space="preserve">Orchestrated ingest → normalize → embed → classify → aggregate as </w:t>
+      </w:r>
+      <w:r>
+        <w:rPr>
+          <w:rFonts w:ascii="Calibri" w:cs="Calibri" w:eastAsia="Calibri" w:hAnsi="Calibri"/>
+          <w:b/>
+          <w:bCs/>
+          <w:sz w:val="18"/>
+          <w:szCs w:val="18"/>
+        </w:rPr>
+        <w:t xml:space="preserve">durable Temporal workflows</w:t>
+      </w:r>
+      <w:r>
+        <w:rPr>
+          <w:rFonts w:ascii="Calibri" w:cs="Calibri" w:eastAsia="Calibri" w:hAnsi="Calibri"/>
+          <w:sz w:val="18"/>
+          <w:szCs w:val="18"/>
+        </w:rPr>
+        <w:t xml:space="preserve"> (automatic retries, fault-tolerance, replayable history); built the </w:t>
+      </w:r>
+      <w:r>
+        <w:rPr>
+          <w:rFonts w:ascii="Calibri" w:cs="Calibri" w:eastAsia="Calibri" w:hAnsi="Calibri"/>
+          <w:b/>
+          <w:bCs/>
+          <w:sz w:val="18"/>
+          <w:szCs w:val="18"/>
+        </w:rPr>
+        <w:t xml:space="preserve">React analytics dashboard</w:t>
+      </w:r>
+      <w:r>
+        <w:rPr>
+          <w:rFonts w:ascii="Calibri" w:cs="Calibri" w:eastAsia="Calibri" w:hAnsi="Calibri"/>
+          <w:sz w:val="18"/>
+          <w:szCs w:val="18"/>
+        </w:rPr>
+        <w:t xml:space="preserve"> — intent explorer, template library, decision-tree viewer.</w:t>
+      </w:r>
+    </w:p>
+    <w:p>
+      <w:pPr>
+        <w:spacing w:after="24" w:before="16"/>
+      </w:pPr>
+      <w:r>
+        <w:rPr>
+          <w:rFonts w:ascii="Calibri" w:cs="Calibri" w:eastAsia="Calibri" w:hAnsi="Calibri"/>
+          <w:b/>
+          <w:bCs/>
           <w:color w:val="595959"/>
           <w:sz w:val="17"/>
           <w:szCs w:val="17"/>
         </w:rPr>
+        <w:t xml:space="preserve">Tech: </w:t>
+      </w:r>
+      <w:r>
+        <w:rPr>
+          <w:rFonts w:ascii="Calibri" w:cs="Calibri" w:eastAsia="Calibri" w:hAnsi="Calibri"/>
+          <w:color w:val="595959"/>
+          <w:sz w:val="17"/>
+          <w:szCs w:val="17"/>
+        </w:rPr>
         <w:t xml:space="preserve">Python · PostgreSQL · Temporal · Embeddings · Gemini 3.1 Pro · ReactJS</w:t>
       </w:r>
     </w:p>
     <w:p>
       <w:pPr>
-        <w:spacing w:after="12" w:before="34"/>
+        <w:tabs>
+          <w:tab w:val="right" w:pos="10206"/>
+        </w:tabs>
+        <w:spacing w:after="10" w:before="28"/>
       </w:pPr>
       <w:r>
         <w:rPr>
@@ -548,220 +571,237 @@
           <w:sz w:val="19"/>
           <w:szCs w:val="19"/>
         </w:rPr>
-        <w:t xml:space="preserve">Flagship: Knowledge Wiki + Ask Wiki — docs-to-wiki automation with RAG</w:t>
-      </w:r>
-    </w:p>
-    <w:p>
-      <w:pPr>
-        <w:pStyle w:val="ListParagraph"/>
-        <w:keepNext w:val="false"/>
-        <w:numPr>
-          <w:ilvl w:val="0"/>
-          <w:numId w:val="2"/>
-        </w:numPr>
-        <w:spacing w:after="18" w:line="232" w:lineRule="auto"/>
-      </w:pPr>
-      <w:r>
-        <w:rPr>
-          <w:rFonts w:ascii="Calibri" w:cs="Calibri" w:eastAsia="Calibri" w:hAnsi="Calibri"/>
-          <w:sz w:val="19"/>
-          <w:szCs w:val="19"/>
-        </w:rPr>
-        <w:t xml:space="preserve">Built a </w:t>
-      </w:r>
-      <w:r>
-        <w:rPr>
-          <w:rFonts w:ascii="Calibri" w:cs="Calibri" w:eastAsia="Calibri" w:hAnsi="Calibri"/>
-          <w:b/>
-          <w:bCs/>
-          <w:sz w:val="19"/>
-          <w:szCs w:val="19"/>
-        </w:rPr>
-        <w:t xml:space="preserve">multi-tenant knowledge platform</w:t>
-      </w:r>
-      <w:r>
-        <w:rPr>
-          <w:rFonts w:ascii="Calibri" w:cs="Calibri" w:eastAsia="Calibri" w:hAnsi="Calibri"/>
-          <w:sz w:val="19"/>
-          <w:szCs w:val="19"/>
-        </w:rPr>
-        <w:t xml:space="preserve">: companies connect their drive via </w:t>
-      </w:r>
-      <w:r>
-        <w:rPr>
-          <w:rFonts w:ascii="Calibri" w:cs="Calibri" w:eastAsia="Calibri" w:hAnsi="Calibri"/>
-          <w:b/>
-          <w:bCs/>
-          <w:sz w:val="19"/>
-          <w:szCs w:val="19"/>
-        </w:rPr>
-        <w:t xml:space="preserve">company OAuth logins</w:t>
-      </w:r>
-      <w:r>
-        <w:rPr>
-          <w:rFonts w:ascii="Calibri" w:cs="Calibri" w:eastAsia="Calibri" w:hAnsi="Calibri"/>
-          <w:sz w:val="19"/>
-          <w:szCs w:val="19"/>
-        </w:rPr>
-        <w:t xml:space="preserve"> and grant a folder; a change tracker automatically syncs document </w:t>
-      </w:r>
-      <w:r>
-        <w:rPr>
-          <w:rFonts w:ascii="Calibri" w:cs="Calibri" w:eastAsia="Calibri" w:hAnsi="Calibri"/>
-          <w:b/>
-          <w:bCs/>
-          <w:sz w:val="19"/>
-          <w:szCs w:val="19"/>
-        </w:rPr>
-        <w:t xml:space="preserve">additions, updates, and deletions</w:t>
-      </w:r>
-      <w:r>
-        <w:rPr>
-          <w:rFonts w:ascii="Calibri" w:cs="Calibri" w:eastAsia="Calibri" w:hAnsi="Calibri"/>
-          <w:sz w:val="19"/>
-          <w:szCs w:val="19"/>
-        </w:rPr>
-        <w:t xml:space="preserve">.</w:t>
-      </w:r>
-    </w:p>
-    <w:p>
-      <w:pPr>
-        <w:pStyle w:val="ListParagraph"/>
-        <w:keepNext w:val="false"/>
-        <w:numPr>
-          <w:ilvl w:val="0"/>
-          <w:numId w:val="2"/>
-        </w:numPr>
-        <w:spacing w:after="18" w:line="232" w:lineRule="auto"/>
-      </w:pPr>
-      <w:r>
-        <w:rPr>
-          <w:rFonts w:ascii="Calibri" w:cs="Calibri" w:eastAsia="Calibri" w:hAnsi="Calibri"/>
-          <w:sz w:val="19"/>
-          <w:szCs w:val="19"/>
-        </w:rPr>
-        <w:t xml:space="preserve">Engineered </w:t>
-      </w:r>
-      <w:r>
-        <w:rPr>
-          <w:rFonts w:ascii="Calibri" w:cs="Calibri" w:eastAsia="Calibri" w:hAnsi="Calibri"/>
-          <w:b/>
-          <w:bCs/>
-          <w:sz w:val="19"/>
-          <w:szCs w:val="19"/>
-        </w:rPr>
-        <w:t xml:space="preserve">Temporal document pipelines</w:t>
-      </w:r>
-      <w:r>
-        <w:rPr>
-          <w:rFonts w:ascii="Calibri" w:cs="Calibri" w:eastAsia="Calibri" w:hAnsi="Calibri"/>
-          <w:sz w:val="19"/>
-          <w:szCs w:val="19"/>
-        </w:rPr>
-        <w:t xml:space="preserve"> (parse → chunk → embed → generate) that turn every document into a </w:t>
-      </w:r>
-      <w:r>
-        <w:rPr>
-          <w:rFonts w:ascii="Calibri" w:cs="Calibri" w:eastAsia="Calibri" w:hAnsi="Calibri"/>
-          <w:b/>
-          <w:bCs/>
-          <w:sz w:val="19"/>
-          <w:szCs w:val="19"/>
-        </w:rPr>
-        <w:t xml:space="preserve">Wikipedia-style page</w:t>
-      </w:r>
-      <w:r>
-        <w:rPr>
-          <w:rFonts w:ascii="Calibri" w:cs="Calibri" w:eastAsia="Calibri" w:hAnsi="Calibri"/>
-          <w:sz w:val="19"/>
-          <w:szCs w:val="19"/>
-        </w:rPr>
-        <w:t xml:space="preserve"> — side menus, sections, cross-links — stored in </w:t>
-      </w:r>
-      <w:r>
-        <w:rPr>
-          <w:rFonts w:ascii="Calibri" w:cs="Calibri" w:eastAsia="Calibri" w:hAnsi="Calibri"/>
-          <w:b/>
-          <w:bCs/>
-          <w:sz w:val="19"/>
-          <w:szCs w:val="19"/>
-        </w:rPr>
-        <w:t xml:space="preserve">PostgreSQL + pgvector</w:t>
-      </w:r>
-      <w:r>
-        <w:rPr>
-          <w:rFonts w:ascii="Calibri" w:cs="Calibri" w:eastAsia="Calibri" w:hAnsi="Calibri"/>
-          <w:sz w:val="19"/>
-          <w:szCs w:val="19"/>
-        </w:rPr>
-        <w:t xml:space="preserve">.</w:t>
-      </w:r>
-    </w:p>
-    <w:p>
-      <w:pPr>
-        <w:pStyle w:val="ListParagraph"/>
-        <w:keepNext w:val="false"/>
-        <w:numPr>
-          <w:ilvl w:val="0"/>
-          <w:numId w:val="2"/>
-        </w:numPr>
-        <w:spacing w:after="18" w:line="232" w:lineRule="auto"/>
-      </w:pPr>
-      <w:r>
-        <w:rPr>
-          <w:rFonts w:ascii="Calibri" w:cs="Calibri" w:eastAsia="Calibri" w:hAnsi="Calibri"/>
-          <w:sz w:val="19"/>
-          <w:szCs w:val="19"/>
-        </w:rPr>
-        <w:t xml:space="preserve">Delivered </w:t>
-      </w:r>
-      <w:r>
-        <w:rPr>
-          <w:rFonts w:ascii="Calibri" w:cs="Calibri" w:eastAsia="Calibri" w:hAnsi="Calibri"/>
-          <w:b/>
-          <w:bCs/>
-          <w:sz w:val="19"/>
-          <w:szCs w:val="19"/>
-        </w:rPr>
-        <w:t xml:space="preserve">“Ask Wiki”</w:t>
-      </w:r>
-      <w:r>
-        <w:rPr>
-          <w:rFonts w:ascii="Calibri" w:cs="Calibri" w:eastAsia="Calibri" w:hAnsi="Calibri"/>
-          <w:sz w:val="19"/>
-          <w:szCs w:val="19"/>
-        </w:rPr>
-        <w:t xml:space="preserve">: an on-time RAG assistant for support staff — pgvector semantic retrieval + Gemini 3.1 Pro answers grounded strictly in the company’s wiki docs, with source citations.</w:t>
-      </w:r>
-    </w:p>
-    <w:p>
-      <w:pPr>
-        <w:spacing w:after="30" w:before="16"/>
-      </w:pPr>
-      <w:r>
-        <w:rPr>
-          <w:rFonts w:ascii="Calibri" w:cs="Calibri" w:eastAsia="Calibri" w:hAnsi="Calibri"/>
-          <w:b/>
-          <w:bCs/>
+        <w:t xml:space="preserve">Flagship: Knowledge Wiki + Ask Wiki — docs-to-wiki automation, RAG</w:t>
+      </w:r>
+      <w:r>
+        <w:rPr>
+          <w:rFonts w:ascii="Calibri" w:cs="Calibri" w:eastAsia="Calibri" w:hAnsi="Calibri"/>
+        </w:rPr>
+        <w:t xml:space="preserve">	</w:t>
+      </w:r>
+      <w:r>
+        <w:rPr>
+          <w:rFonts w:ascii="Calibri" w:cs="Calibri" w:eastAsia="Calibri" w:hAnsi="Calibri"/>
+          <w:i/>
+          <w:iCs/>
           <w:color w:val="595959"/>
           <w:sz w:val="17"/>
           <w:szCs w:val="17"/>
         </w:rPr>
-        <w:t xml:space="preserve">Tech: </w:t>
-      </w:r>
-      <w:r>
-        <w:rPr>
-          <w:rFonts w:ascii="Calibri" w:cs="Calibri" w:eastAsia="Calibri" w:hAnsi="Calibri"/>
+        <w:t xml:space="preserve">Feb 2026 – Present  ·  7 months</w:t>
+      </w:r>
+    </w:p>
+    <w:p>
+      <w:pPr>
+        <w:pStyle w:val="ListParagraph"/>
+        <w:keepNext w:val="false"/>
+        <w:numPr>
+          <w:ilvl w:val="0"/>
+          <w:numId w:val="2"/>
+        </w:numPr>
+        <w:spacing w:after="12" w:line="226" w:lineRule="auto"/>
+      </w:pPr>
+      <w:r>
+        <w:rPr>
+          <w:rFonts w:ascii="Calibri" w:cs="Calibri" w:eastAsia="Calibri" w:hAnsi="Calibri"/>
+          <w:sz w:val="18"/>
+          <w:szCs w:val="18"/>
+        </w:rPr>
+        <w:t xml:space="preserve">Built a </w:t>
+      </w:r>
+      <w:r>
+        <w:rPr>
+          <w:rFonts w:ascii="Calibri" w:cs="Calibri" w:eastAsia="Calibri" w:hAnsi="Calibri"/>
+          <w:b/>
+          <w:bCs/>
+          <w:sz w:val="18"/>
+          <w:szCs w:val="18"/>
+        </w:rPr>
+        <w:t xml:space="preserve">multi-tenant knowledge platform</w:t>
+      </w:r>
+      <w:r>
+        <w:rPr>
+          <w:rFonts w:ascii="Calibri" w:cs="Calibri" w:eastAsia="Calibri" w:hAnsi="Calibri"/>
+          <w:sz w:val="18"/>
+          <w:szCs w:val="18"/>
+        </w:rPr>
+        <w:t xml:space="preserve">: companies connect their drive via </w:t>
+      </w:r>
+      <w:r>
+        <w:rPr>
+          <w:rFonts w:ascii="Calibri" w:cs="Calibri" w:eastAsia="Calibri" w:hAnsi="Calibri"/>
+          <w:b/>
+          <w:bCs/>
+          <w:sz w:val="18"/>
+          <w:szCs w:val="18"/>
+        </w:rPr>
+        <w:t xml:space="preserve">company OAuth2 logins</w:t>
+      </w:r>
+      <w:r>
+        <w:rPr>
+          <w:rFonts w:ascii="Calibri" w:cs="Calibri" w:eastAsia="Calibri" w:hAnsi="Calibri"/>
+          <w:sz w:val="18"/>
+          <w:szCs w:val="18"/>
+        </w:rPr>
+        <w:t xml:space="preserve"> and grant a folder; a change tracker automatically syncs document </w:t>
+      </w:r>
+      <w:r>
+        <w:rPr>
+          <w:rFonts w:ascii="Calibri" w:cs="Calibri" w:eastAsia="Calibri" w:hAnsi="Calibri"/>
+          <w:b/>
+          <w:bCs/>
+          <w:sz w:val="18"/>
+          <w:szCs w:val="18"/>
+        </w:rPr>
+        <w:t xml:space="preserve">additions, updates, and deletions</w:t>
+      </w:r>
+      <w:r>
+        <w:rPr>
+          <w:rFonts w:ascii="Calibri" w:cs="Calibri" w:eastAsia="Calibri" w:hAnsi="Calibri"/>
+          <w:sz w:val="18"/>
+          <w:szCs w:val="18"/>
+        </w:rPr>
+        <w:t xml:space="preserve">.</w:t>
+      </w:r>
+    </w:p>
+    <w:p>
+      <w:pPr>
+        <w:pStyle w:val="ListParagraph"/>
+        <w:keepNext w:val="false"/>
+        <w:numPr>
+          <w:ilvl w:val="0"/>
+          <w:numId w:val="2"/>
+        </w:numPr>
+        <w:spacing w:after="12" w:line="226" w:lineRule="auto"/>
+      </w:pPr>
+      <w:r>
+        <w:rPr>
+          <w:rFonts w:ascii="Calibri" w:cs="Calibri" w:eastAsia="Calibri" w:hAnsi="Calibri"/>
+          <w:sz w:val="18"/>
+          <w:szCs w:val="18"/>
+        </w:rPr>
+        <w:t xml:space="preserve">Engineered </w:t>
+      </w:r>
+      <w:r>
+        <w:rPr>
+          <w:rFonts w:ascii="Calibri" w:cs="Calibri" w:eastAsia="Calibri" w:hAnsi="Calibri"/>
+          <w:b/>
+          <w:bCs/>
+          <w:sz w:val="18"/>
+          <w:szCs w:val="18"/>
+        </w:rPr>
+        <w:t xml:space="preserve">Temporal document pipelines</w:t>
+      </w:r>
+      <w:r>
+        <w:rPr>
+          <w:rFonts w:ascii="Calibri" w:cs="Calibri" w:eastAsia="Calibri" w:hAnsi="Calibri"/>
+          <w:sz w:val="18"/>
+          <w:szCs w:val="18"/>
+        </w:rPr>
+        <w:t xml:space="preserve"> (parse → chunk → embed → generate) that turn every document into a </w:t>
+      </w:r>
+      <w:r>
+        <w:rPr>
+          <w:rFonts w:ascii="Calibri" w:cs="Calibri" w:eastAsia="Calibri" w:hAnsi="Calibri"/>
+          <w:b/>
+          <w:bCs/>
+          <w:sz w:val="18"/>
+          <w:szCs w:val="18"/>
+        </w:rPr>
+        <w:t xml:space="preserve">Wikipedia-style page</w:t>
+      </w:r>
+      <w:r>
+        <w:rPr>
+          <w:rFonts w:ascii="Calibri" w:cs="Calibri" w:eastAsia="Calibri" w:hAnsi="Calibri"/>
+          <w:sz w:val="18"/>
+          <w:szCs w:val="18"/>
+        </w:rPr>
+        <w:t xml:space="preserve"> — side menus, sections, cross-links — stored in </w:t>
+      </w:r>
+      <w:r>
+        <w:rPr>
+          <w:rFonts w:ascii="Calibri" w:cs="Calibri" w:eastAsia="Calibri" w:hAnsi="Calibri"/>
+          <w:b/>
+          <w:bCs/>
+          <w:sz w:val="18"/>
+          <w:szCs w:val="18"/>
+        </w:rPr>
+        <w:t xml:space="preserve">PostgreSQL + pgvector</w:t>
+      </w:r>
+      <w:r>
+        <w:rPr>
+          <w:rFonts w:ascii="Calibri" w:cs="Calibri" w:eastAsia="Calibri" w:hAnsi="Calibri"/>
+          <w:sz w:val="18"/>
+          <w:szCs w:val="18"/>
+        </w:rPr>
+        <w:t xml:space="preserve">.</w:t>
+      </w:r>
+    </w:p>
+    <w:p>
+      <w:pPr>
+        <w:pStyle w:val="ListParagraph"/>
+        <w:keepNext w:val="false"/>
+        <w:numPr>
+          <w:ilvl w:val="0"/>
+          <w:numId w:val="2"/>
+        </w:numPr>
+        <w:spacing w:after="12" w:line="226" w:lineRule="auto"/>
+      </w:pPr>
+      <w:r>
+        <w:rPr>
+          <w:rFonts w:ascii="Calibri" w:cs="Calibri" w:eastAsia="Calibri" w:hAnsi="Calibri"/>
+          <w:sz w:val="18"/>
+          <w:szCs w:val="18"/>
+        </w:rPr>
+        <w:t xml:space="preserve">Delivered </w:t>
+      </w:r>
+      <w:r>
+        <w:rPr>
+          <w:rFonts w:ascii="Calibri" w:cs="Calibri" w:eastAsia="Calibri" w:hAnsi="Calibri"/>
+          <w:b/>
+          <w:bCs/>
+          <w:sz w:val="18"/>
+          <w:szCs w:val="18"/>
+        </w:rPr>
+        <w:t xml:space="preserve">“Ask Wiki”</w:t>
+      </w:r>
+      <w:r>
+        <w:rPr>
+          <w:rFonts w:ascii="Calibri" w:cs="Calibri" w:eastAsia="Calibri" w:hAnsi="Calibri"/>
+          <w:sz w:val="18"/>
+          <w:szCs w:val="18"/>
+        </w:rPr>
+        <w:t xml:space="preserve">: an on-time RAG assistant for support staff — pgvector semantic retrieval + Gemini 3.1 Pro answers grounded strictly in the company’s wiki docs, with source citations.</w:t>
+      </w:r>
+    </w:p>
+    <w:p>
+      <w:pPr>
+        <w:spacing w:after="22" w:before="16"/>
+      </w:pPr>
+      <w:r>
+        <w:rPr>
+          <w:rFonts w:ascii="Calibri" w:cs="Calibri" w:eastAsia="Calibri" w:hAnsi="Calibri"/>
+          <w:b/>
+          <w:bCs/>
           <w:color w:val="595959"/>
           <w:sz w:val="17"/>
           <w:szCs w:val="17"/>
         </w:rPr>
+        <w:t xml:space="preserve">Tech: </w:t>
+      </w:r>
+      <w:r>
+        <w:rPr>
+          <w:rFonts w:ascii="Calibri" w:cs="Calibri" w:eastAsia="Calibri" w:hAnsi="Calibri"/>
+          <w:color w:val="595959"/>
+          <w:sz w:val="17"/>
+          <w:szCs w:val="17"/>
+        </w:rPr>
         <w:t xml:space="preserve">Python · PostgreSQL + pgvector · Temporal · Embeddings · Gemini 3.1 Pro · OAuth · ReactJS</w:t>
       </w:r>
     </w:p>
     <w:p>
       <w:pPr>
-        <w:spacing w:after="12" w:before="34"/>
+        <w:spacing w:after="10" w:before="28"/>
       </w:pPr>
       <w:r>
         <w:rPr>
@@ -783,13 +823,13 @@
           <w:ilvl w:val="0"/>
           <w:numId w:val="2"/>
         </w:numPr>
-        <w:spacing w:after="18" w:line="232" w:lineRule="auto"/>
-      </w:pPr>
-      <w:r>
-        <w:rPr>
-          <w:rFonts w:ascii="Calibri" w:cs="Calibri" w:eastAsia="Calibri" w:hAnsi="Calibri"/>
-          <w:sz w:val="19"/>
-          <w:szCs w:val="19"/>
+        <w:spacing w:after="12" w:line="226" w:lineRule="auto"/>
+      </w:pPr>
+      <w:r>
+        <w:rPr>
+          <w:rFonts w:ascii="Calibri" w:cs="Calibri" w:eastAsia="Calibri" w:hAnsi="Calibri"/>
+          <w:sz w:val="18"/>
+          <w:szCs w:val="18"/>
         </w:rPr>
         <w:t xml:space="preserve">Led an 8+ member engineering team building AI-powered web platforms, setting technical vision and enforcing architectural standards.</w:t>
       </w:r>
@@ -802,13 +842,13 @@
           <w:ilvl w:val="0"/>
           <w:numId w:val="2"/>
         </w:numPr>
-        <w:spacing w:after="18" w:line="232" w:lineRule="auto"/>
-      </w:pPr>
-      <w:r>
-        <w:rPr>
-          <w:rFonts w:ascii="Calibri" w:cs="Calibri" w:eastAsia="Calibri" w:hAnsi="Calibri"/>
-          <w:sz w:val="19"/>
-          <w:szCs w:val="19"/>
+        <w:spacing w:after="12" w:line="226" w:lineRule="auto"/>
+      </w:pPr>
+      <w:r>
+        <w:rPr>
+          <w:rFonts w:ascii="Calibri" w:cs="Calibri" w:eastAsia="Calibri" w:hAnsi="Calibri"/>
+          <w:sz w:val="18"/>
+          <w:szCs w:val="18"/>
         </w:rPr>
         <w:t xml:space="preserve">Architected microservices-based systems using Flask + FastAPI and React TypeScript, enabling horizontal scaling to 10,000+ concurrent users.</w:t>
       </w:r>
@@ -821,20 +861,20 @@
           <w:ilvl w:val="0"/>
           <w:numId w:val="2"/>
         </w:numPr>
-        <w:spacing w:after="18" w:line="232" w:lineRule="auto"/>
-      </w:pPr>
-      <w:r>
-        <w:rPr>
-          <w:rFonts w:ascii="Calibri" w:cs="Calibri" w:eastAsia="Calibri" w:hAnsi="Calibri"/>
-          <w:sz w:val="19"/>
-          <w:szCs w:val="19"/>
-        </w:rPr>
-        <w:t xml:space="preserve">Implemented CI/CD pipelines with Azure DevOps, reducing deployment time from 45 minutes to 8 minutes (82% improvement); introduced coding standards and review practices, cutting production defects by 40% and raising automated test coverage to 87%.</w:t>
-      </w:r>
-    </w:p>
-    <w:p>
-      <w:pPr>
-        <w:spacing w:after="12" w:before="34"/>
+        <w:spacing w:after="12" w:line="226" w:lineRule="auto"/>
+      </w:pPr>
+      <w:r>
+        <w:rPr>
+          <w:rFonts w:ascii="Calibri" w:cs="Calibri" w:eastAsia="Calibri" w:hAnsi="Calibri"/>
+          <w:sz w:val="18"/>
+          <w:szCs w:val="18"/>
+        </w:rPr>
+        <w:t xml:space="preserve">Implemented CI/CD pipelines with Azure DevOps, reducing deployment time from 45 minutes to 8 minutes (82% improvement); introduced coding standards and review practices, cutting production defects by 40% and raising automated test coverage to 87% (pytest).</w:t>
+      </w:r>
+    </w:p>
+    <w:p>
+      <w:pPr>
+        <w:spacing w:after="10" w:before="28"/>
       </w:pPr>
       <w:r>
         <w:rPr>
@@ -856,13 +896,13 @@
           <w:ilvl w:val="0"/>
           <w:numId w:val="2"/>
         </w:numPr>
-        <w:spacing w:after="18" w:line="232" w:lineRule="auto"/>
-      </w:pPr>
-      <w:r>
-        <w:rPr>
-          <w:rFonts w:ascii="Calibri" w:cs="Calibri" w:eastAsia="Calibri" w:hAnsi="Calibri"/>
-          <w:sz w:val="19"/>
-          <w:szCs w:val="19"/>
+        <w:spacing w:after="12" w:line="226" w:lineRule="auto"/>
+      </w:pPr>
+      <w:r>
+        <w:rPr>
+          <w:rFonts w:ascii="Calibri" w:cs="Calibri" w:eastAsia="Calibri" w:hAnsi="Calibri"/>
+          <w:sz w:val="18"/>
+          <w:szCs w:val="18"/>
         </w:rPr>
         <w:t xml:space="preserve">Designed AI/OCR/NLP document pipelines using GPT-4, Claude APIs, and OpenAI Vision, achieving 94.7% extraction accuracy versus ~78% baseline.</w:t>
       </w:r>
@@ -875,13 +915,13 @@
           <w:ilvl w:val="0"/>
           <w:numId w:val="2"/>
         </w:numPr>
-        <w:spacing w:after="18" w:line="232" w:lineRule="auto"/>
-      </w:pPr>
-      <w:r>
-        <w:rPr>
-          <w:rFonts w:ascii="Calibri" w:cs="Calibri" w:eastAsia="Calibri" w:hAnsi="Calibri"/>
-          <w:sz w:val="19"/>
-          <w:szCs w:val="19"/>
+        <w:spacing w:after="12" w:line="226" w:lineRule="auto"/>
+      </w:pPr>
+      <w:r>
+        <w:rPr>
+          <w:rFonts w:ascii="Calibri" w:cs="Calibri" w:eastAsia="Calibri" w:hAnsi="Calibri"/>
+          <w:sz w:val="18"/>
+          <w:szCs w:val="18"/>
         </w:rPr>
         <w:t xml:space="preserve">Migrated monolith to serverless architecture (Azure Functions, Cosmos DB), lowering infrastructure costs by 60% while achieving 99.99% availability.</w:t>
       </w:r>
@@ -894,13 +934,13 @@
           <w:ilvl w:val="0"/>
           <w:numId w:val="2"/>
         </w:numPr>
-        <w:spacing w:after="18" w:line="232" w:lineRule="auto"/>
-      </w:pPr>
-      <w:r>
-        <w:rPr>
-          <w:rFonts w:ascii="Calibri" w:cs="Calibri" w:eastAsia="Calibri" w:hAnsi="Calibri"/>
-          <w:sz w:val="19"/>
-          <w:szCs w:val="19"/>
+        <w:spacing w:after="12" w:line="226" w:lineRule="auto"/>
+      </w:pPr>
+      <w:r>
+        <w:rPr>
+          <w:rFonts w:ascii="Calibri" w:cs="Calibri" w:eastAsia="Calibri" w:hAnsi="Calibri"/>
+          <w:sz w:val="18"/>
+          <w:szCs w:val="18"/>
         </w:rPr>
         <w:t xml:space="preserve">Built event-driven analytics with Event Hub and Stream Analytics, processing 50,000+ events/second with sub-second latency.</w:t>
       </w:r>
@@ -913,13 +953,13 @@
           <w:ilvl w:val="0"/>
           <w:numId w:val="2"/>
         </w:numPr>
-        <w:spacing w:after="18" w:line="232" w:lineRule="auto"/>
-      </w:pPr>
-      <w:r>
-        <w:rPr>
-          <w:rFonts w:ascii="Calibri" w:cs="Calibri" w:eastAsia="Calibri" w:hAnsi="Calibri"/>
-          <w:sz w:val="19"/>
-          <w:szCs w:val="19"/>
+        <w:spacing w:after="12" w:line="226" w:lineRule="auto"/>
+      </w:pPr>
+      <w:r>
+        <w:rPr>
+          <w:rFonts w:ascii="Calibri" w:cs="Calibri" w:eastAsia="Calibri" w:hAnsi="Calibri"/>
+          <w:sz w:val="18"/>
+          <w:szCs w:val="18"/>
         </w:rPr>
         <w:t xml:space="preserve">Optimized APIs via Redis caching and database indexing, cutting average response time from 2.8s to 340ms (87% improvement).</w:t>
       </w:r>
@@ -932,20 +972,20 @@
           <w:ilvl w:val="0"/>
           <w:numId w:val="2"/>
         </w:numPr>
-        <w:spacing w:after="18" w:line="232" w:lineRule="auto"/>
-      </w:pPr>
-      <w:r>
-        <w:rPr>
-          <w:rFonts w:ascii="Calibri" w:cs="Calibri" w:eastAsia="Calibri" w:hAnsi="Calibri"/>
-          <w:sz w:val="19"/>
-          <w:szCs w:val="19"/>
+        <w:spacing w:after="12" w:line="226" w:lineRule="auto"/>
+      </w:pPr>
+      <w:r>
+        <w:rPr>
+          <w:rFonts w:ascii="Calibri" w:cs="Calibri" w:eastAsia="Calibri" w:hAnsi="Calibri"/>
+          <w:sz w:val="18"/>
+          <w:szCs w:val="18"/>
         </w:rPr>
         <w:t xml:space="preserve">Delivered an AI-driven subrogation platform reducing claim processing from 4 hours to 15 minutes per claim, with automated audit-ready reporting.</w:t>
       </w:r>
     </w:p>
     <w:p>
       <w:pPr>
-        <w:spacing w:after="90" w:before="16"/>
+        <w:spacing w:after="32" w:before="16"/>
       </w:pPr>
       <w:r>
         <w:rPr>
@@ -965,7 +1005,7 @@
           <w:sz w:val="17"/>
           <w:szCs w:val="17"/>
         </w:rPr>
-        <w:t xml:space="preserve">Python 3.11+ · Flask · FastAPI · React 18 (TypeScript) · PostgreSQL · Temporal · Azure (Functions, Cosmos DB, Event Hub, DevOps) · Docker · Kubernetes · Redis · LLMs (Gemini, GPT-4, Claude)</w:t>
+        <w:t xml:space="preserve">Python 3.11+ · FastAPI · Flask · SQLAlchemy · pytest · OAuth2 · React 18 (TypeScript) · PostgreSQL · Temporal · Azure (App Service, Functions, AKS, Blob Storage, Key Vault, Cosmos DB, Event Hub, DevOps) · Docker · Kubernetes · Redis · LLMs (Gemini, GPT-4, Claude)</w:t>
       </w:r>
     </w:p>
     <w:p>
@@ -973,7 +1013,7 @@
         <w:tabs>
           <w:tab w:val="right" w:pos="10206"/>
         </w:tabs>
-        <w:spacing w:after="6" w:before="64"/>
+        <w:spacing w:after="4" w:before="54"/>
       </w:pPr>
       <w:r>
         <w:rPr>
@@ -1006,7 +1046,7 @@
     </w:p>
     <w:p>
       <w:pPr>
-        <w:spacing w:after="30"/>
+        <w:spacing w:after="24"/>
       </w:pPr>
       <w:r>
         <w:rPr>
@@ -1028,51 +1068,51 @@
           <w:ilvl w:val="0"/>
           <w:numId w:val="2"/>
         </w:numPr>
-        <w:spacing w:after="18" w:line="232" w:lineRule="auto"/>
-      </w:pPr>
-      <w:r>
-        <w:rPr>
-          <w:rFonts w:ascii="Calibri" w:cs="Calibri" w:eastAsia="Calibri" w:hAnsi="Calibri"/>
-          <w:sz w:val="19"/>
-          <w:szCs w:val="19"/>
-        </w:rPr>
-        <w:t xml:space="preserve">Designed distributed services for KYC, payments and analytics used by 500+ institutional clients.</w:t>
-      </w:r>
-    </w:p>
-    <w:p>
-      <w:pPr>
-        <w:pStyle w:val="ListParagraph"/>
-        <w:keepNext w:val="false"/>
-        <w:numPr>
-          <w:ilvl w:val="0"/>
-          <w:numId w:val="2"/>
-        </w:numPr>
-        <w:spacing w:after="18" w:line="232" w:lineRule="auto"/>
-      </w:pPr>
-      <w:r>
-        <w:rPr>
-          <w:rFonts w:ascii="Calibri" w:cs="Calibri" w:eastAsia="Calibri" w:hAnsi="Calibri"/>
-          <w:sz w:val="19"/>
-          <w:szCs w:val="19"/>
-        </w:rPr>
-        <w:t xml:space="preserve">Improved backend throughput by 3.5x using optimized SQL, async processing, RabbitMQ and Celery, while reducing server costs by 45%.</w:t>
-      </w:r>
-    </w:p>
-    <w:p>
-      <w:pPr>
-        <w:pStyle w:val="ListParagraph"/>
-        <w:keepNext w:val="false"/>
-        <w:numPr>
-          <w:ilvl w:val="0"/>
-          <w:numId w:val="2"/>
-        </w:numPr>
-        <w:spacing w:after="18" w:line="232" w:lineRule="auto"/>
-      </w:pPr>
-      <w:r>
-        <w:rPr>
-          <w:rFonts w:ascii="Calibri" w:cs="Calibri" w:eastAsia="Calibri" w:hAnsi="Calibri"/>
-          <w:sz w:val="19"/>
-          <w:szCs w:val="19"/>
+        <w:spacing w:after="12" w:line="226" w:lineRule="auto"/>
+      </w:pPr>
+      <w:r>
+        <w:rPr>
+          <w:rFonts w:ascii="Calibri" w:cs="Calibri" w:eastAsia="Calibri" w:hAnsi="Calibri"/>
+          <w:sz w:val="18"/>
+          <w:szCs w:val="18"/>
+        </w:rPr>
+        <w:t xml:space="preserve">Designed distributed services for KYC, payments and analytics used by 500+ institutional clients — OAuth2-based authentication &amp; authorization, strict input validation and data-encryption controls across payment flows.</w:t>
+      </w:r>
+    </w:p>
+    <w:p>
+      <w:pPr>
+        <w:pStyle w:val="ListParagraph"/>
+        <w:keepNext w:val="false"/>
+        <w:numPr>
+          <w:ilvl w:val="0"/>
+          <w:numId w:val="2"/>
+        </w:numPr>
+        <w:spacing w:after="12" w:line="226" w:lineRule="auto"/>
+      </w:pPr>
+      <w:r>
+        <w:rPr>
+          <w:rFonts w:ascii="Calibri" w:cs="Calibri" w:eastAsia="Calibri" w:hAnsi="Calibri"/>
+          <w:sz w:val="18"/>
+          <w:szCs w:val="18"/>
+        </w:rPr>
+        <w:t xml:space="preserve">Improved backend throughput by 3.5x using optimized SQL, async processing, RabbitMQ, Celery + CeleryBeat schedulers, while reducing server costs by 45%.</w:t>
+      </w:r>
+    </w:p>
+    <w:p>
+      <w:pPr>
+        <w:pStyle w:val="ListParagraph"/>
+        <w:keepNext w:val="false"/>
+        <w:numPr>
+          <w:ilvl w:val="0"/>
+          <w:numId w:val="2"/>
+        </w:numPr>
+        <w:spacing w:after="12" w:line="226" w:lineRule="auto"/>
+      </w:pPr>
+      <w:r>
+        <w:rPr>
+          <w:rFonts w:ascii="Calibri" w:cs="Calibri" w:eastAsia="Calibri" w:hAnsi="Calibri"/>
+          <w:sz w:val="18"/>
+          <w:szCs w:val="18"/>
         </w:rPr>
         <w:t xml:space="preserve">Refactored core systems into microservices; built a payment reconciliation engine processing 100,000+ transactions/day with strict ACID guarantees.</w:t>
       </w:r>
@@ -1085,20 +1125,20 @@
           <w:ilvl w:val="0"/>
           <w:numId w:val="2"/>
         </w:numPr>
-        <w:spacing w:after="18" w:line="232" w:lineRule="auto"/>
-      </w:pPr>
-      <w:r>
-        <w:rPr>
-          <w:rFonts w:ascii="Calibri" w:cs="Calibri" w:eastAsia="Calibri" w:hAnsi="Calibri"/>
-          <w:sz w:val="19"/>
-          <w:szCs w:val="19"/>
+        <w:spacing w:after="12" w:line="226" w:lineRule="auto"/>
+      </w:pPr>
+      <w:r>
+        <w:rPr>
+          <w:rFonts w:ascii="Calibri" w:cs="Calibri" w:eastAsia="Calibri" w:hAnsi="Calibri"/>
+          <w:sz w:val="18"/>
+          <w:szCs w:val="18"/>
         </w:rPr>
         <w:t xml:space="preserve">Implemented Redis caching that reduced DB load by 65% and improved API latency by 58%; created data-migration pipelines moving 5TB+ with zero downtime.</w:t>
       </w:r>
     </w:p>
     <w:p>
       <w:pPr>
-        <w:spacing w:after="48" w:before="16"/>
+        <w:spacing w:after="32" w:before="16"/>
       </w:pPr>
       <w:r>
         <w:rPr>
@@ -1118,7 +1158,7 @@
           <w:sz w:val="17"/>
           <w:szCs w:val="17"/>
         </w:rPr>
-        <w:t xml:space="preserve">Python 3.9+ · Django 4+ · FastAPI · RabbitMQ · Redis · PostgreSQL · SQL optimization · Docker · AWS</w:t>
+        <w:t xml:space="preserve">Python 3.9+ · Django 4+ · Django REST Framework · FastAPI · SQLAlchemy + Alembic · Celery + CeleryBeat · RabbitMQ · Redis · PostgreSQL · pytest · Docker · AWS</w:t>
       </w:r>
     </w:p>
     <w:p>
@@ -1126,7 +1166,7 @@
         <w:tabs>
           <w:tab w:val="right" w:pos="10206"/>
         </w:tabs>
-        <w:spacing w:after="6" w:before="64"/>
+        <w:spacing w:after="4" w:before="54"/>
       </w:pPr>
       <w:r>
         <w:rPr>
@@ -1159,7 +1199,7 @@
     </w:p>
     <w:p>
       <w:pPr>
-        <w:spacing w:after="30"/>
+        <w:spacing w:after="24"/>
       </w:pPr>
       <w:r>
         <w:rPr>
@@ -1181,13 +1221,13 @@
           <w:ilvl w:val="0"/>
           <w:numId w:val="2"/>
         </w:numPr>
-        <w:spacing w:after="18" w:line="232" w:lineRule="auto"/>
-      </w:pPr>
-      <w:r>
-        <w:rPr>
-          <w:rFonts w:ascii="Calibri" w:cs="Calibri" w:eastAsia="Calibri" w:hAnsi="Calibri"/>
-          <w:sz w:val="19"/>
-          <w:szCs w:val="19"/>
+        <w:spacing w:after="12" w:line="226" w:lineRule="auto"/>
+      </w:pPr>
+      <w:r>
+        <w:rPr>
+          <w:rFonts w:ascii="Calibri" w:cs="Calibri" w:eastAsia="Calibri" w:hAnsi="Calibri"/>
+          <w:sz w:val="18"/>
+          <w:szCs w:val="18"/>
         </w:rPr>
         <w:t xml:space="preserve">Delivered 15+ full-stack features for compliance dashboards supporting a $2M+ annual revenue pipeline.</w:t>
       </w:r>
@@ -1200,13 +1240,13 @@
           <w:ilvl w:val="0"/>
           <w:numId w:val="2"/>
         </w:numPr>
-        <w:spacing w:after="18" w:line="232" w:lineRule="auto"/>
-      </w:pPr>
-      <w:r>
-        <w:rPr>
-          <w:rFonts w:ascii="Calibri" w:cs="Calibri" w:eastAsia="Calibri" w:hAnsi="Calibri"/>
-          <w:sz w:val="19"/>
-          <w:szCs w:val="19"/>
+        <w:spacing w:after="12" w:line="226" w:lineRule="auto"/>
+      </w:pPr>
+      <w:r>
+        <w:rPr>
+          <w:rFonts w:ascii="Calibri" w:cs="Calibri" w:eastAsia="Calibri" w:hAnsi="Calibri"/>
+          <w:sz w:val="18"/>
+          <w:szCs w:val="18"/>
         </w:rPr>
         <w:t xml:space="preserve">Optimized React frontends with lazy loading and code splitting — bundle size down 52%, load time from 4.2s to 1.8s; built real-time dashboards rendering 100,000+ data points at 60 FPS.</w:t>
       </w:r>
@@ -1219,13 +1259,13 @@
           <w:ilvl w:val="0"/>
           <w:numId w:val="2"/>
         </w:numPr>
-        <w:spacing w:after="18" w:line="232" w:lineRule="auto"/>
-      </w:pPr>
-      <w:r>
-        <w:rPr>
-          <w:rFonts w:ascii="Calibri" w:cs="Calibri" w:eastAsia="Calibri" w:hAnsi="Calibri"/>
-          <w:sz w:val="19"/>
-          <w:szCs w:val="19"/>
+        <w:spacing w:after="12" w:line="226" w:lineRule="auto"/>
+      </w:pPr>
+      <w:r>
+        <w:rPr>
+          <w:rFonts w:ascii="Calibri" w:cs="Calibri" w:eastAsia="Calibri" w:hAnsi="Calibri"/>
+          <w:sz w:val="18"/>
+          <w:szCs w:val="18"/>
         </w:rPr>
         <w:t xml:space="preserve">Automated ESG data-ingestion pipelines using AWS Lambda and S3.</w:t>
       </w:r>
@@ -1260,7 +1300,7 @@
         <w:tabs>
           <w:tab w:val="right" w:pos="10206"/>
         </w:tabs>
-        <w:spacing w:after="6" w:before="64"/>
+        <w:spacing w:after="4" w:before="54"/>
       </w:pPr>
       <w:r>
         <w:rPr>
@@ -1293,7 +1333,7 @@
     </w:p>
     <w:p>
       <w:pPr>
-        <w:spacing w:after="30"/>
+        <w:spacing w:after="24"/>
       </w:pPr>
       <w:r>
         <w:rPr>
@@ -1315,20 +1355,20 @@
           <w:ilvl w:val="0"/>
           <w:numId w:val="2"/>
         </w:numPr>
-        <w:spacing w:after="18" w:line="232" w:lineRule="auto"/>
-      </w:pPr>
-      <w:r>
-        <w:rPr>
-          <w:rFonts w:ascii="Calibri" w:cs="Calibri" w:eastAsia="Calibri" w:hAnsi="Calibri"/>
-          <w:sz w:val="19"/>
-          <w:szCs w:val="19"/>
+        <w:spacing w:after="12" w:line="226" w:lineRule="auto"/>
+      </w:pPr>
+      <w:r>
+        <w:rPr>
+          <w:rFonts w:ascii="Calibri" w:cs="Calibri" w:eastAsia="Calibri" w:hAnsi="Calibri"/>
+          <w:sz w:val="18"/>
+          <w:szCs w:val="18"/>
         </w:rPr>
         <w:t xml:space="preserve">Developed internal enterprise tools on the MEAN stack supporting 2,000+ employees; automation reduced manual operational effort by ~40%.</w:t>
       </w:r>
     </w:p>
     <w:p>
       <w:pPr>
-        <w:spacing w:after="48" w:before="16"/>
+        <w:spacing w:after="32" w:before="16"/>
       </w:pPr>
       <w:r>
         <w:rPr>
@@ -1356,7 +1396,7 @@
         <w:tabs>
           <w:tab w:val="right" w:pos="10206"/>
         </w:tabs>
-        <w:spacing w:after="6" w:before="64"/>
+        <w:spacing w:after="4" w:before="54"/>
       </w:pPr>
       <w:r>
         <w:rPr>
@@ -1389,7 +1429,7 @@
     </w:p>
     <w:p>
       <w:pPr>
-        <w:spacing w:after="30"/>
+        <w:spacing w:after="24"/>
       </w:pPr>
       <w:r>
         <w:rPr>
@@ -1411,20 +1451,20 @@
           <w:ilvl w:val="0"/>
           <w:numId w:val="2"/>
         </w:numPr>
-        <w:spacing w:after="18" w:line="232" w:lineRule="auto"/>
-      </w:pPr>
-      <w:r>
-        <w:rPr>
-          <w:rFonts w:ascii="Calibri" w:cs="Calibri" w:eastAsia="Calibri" w:hAnsi="Calibri"/>
-          <w:sz w:val="19"/>
-          <w:szCs w:val="19"/>
+        <w:spacing w:after="12" w:line="226" w:lineRule="auto"/>
+      </w:pPr>
+      <w:r>
+        <w:rPr>
+          <w:rFonts w:ascii="Calibri" w:cs="Calibri" w:eastAsia="Calibri" w:hAnsi="Calibri"/>
+          <w:sz w:val="18"/>
+          <w:szCs w:val="18"/>
         </w:rPr>
         <w:t xml:space="preserve">Delivered 20+ production web applications for startups and SMBs generating $50,000+ in billed work, with 98%+ client satisfaction; mentored 3 junior developers.</w:t>
       </w:r>
     </w:p>
     <w:p>
       <w:pPr>
-        <w:spacing w:after="48" w:before="16"/>
+        <w:spacing w:after="32" w:before="16"/>
       </w:pPr>
       <w:r>
         <w:rPr>
@@ -1452,7 +1492,7 @@
         <w:pBdr>
           <w:bottom w:val="single" w:color="1F3864" w:sz="6" w:space="2"/>
         </w:pBdr>
-        <w:spacing w:after="42" w:before="106"/>
+        <w:spacing w:after="36" w:before="88"/>
       </w:pPr>
       <w:r>
         <w:rPr>
@@ -1469,7 +1509,7 @@
     </w:p>
     <w:p>
       <w:pPr>
-        <w:spacing w:after="12" w:before="34"/>
+        <w:spacing w:after="10" w:before="28"/>
       </w:pPr>
       <w:r>
         <w:rPr>
@@ -1491,59 +1531,81 @@
           <w:ilvl w:val="0"/>
           <w:numId w:val="2"/>
         </w:numPr>
-        <w:spacing w:after="18" w:line="232" w:lineRule="auto"/>
-      </w:pPr>
-      <w:r>
-        <w:rPr>
-          <w:rFonts w:ascii="Calibri" w:cs="Calibri" w:eastAsia="Calibri" w:hAnsi="Calibri"/>
-          <w:b/>
-          <w:bCs/>
-          <w:sz w:val="19"/>
-          <w:szCs w:val="19"/>
+        <w:spacing w:after="12" w:line="226" w:lineRule="auto"/>
+      </w:pPr>
+      <w:r>
+        <w:rPr>
+          <w:rFonts w:ascii="Calibri" w:cs="Calibri" w:eastAsia="Calibri" w:hAnsi="Calibri"/>
+          <w:b/>
+          <w:bCs/>
+          <w:sz w:val="18"/>
+          <w:szCs w:val="18"/>
         </w:rPr>
         <w:t xml:space="preserve">Intent Analysis Automation: </w:t>
       </w:r>
       <w:r>
         <w:rPr>
           <w:rFonts w:ascii="Calibri" w:cs="Calibri" w:eastAsia="Calibri" w:hAnsi="Calibri"/>
-          <w:sz w:val="19"/>
-          <w:szCs w:val="19"/>
+          <w:sz w:val="18"/>
+          <w:szCs w:val="18"/>
         </w:rPr>
         <w:t xml:space="preserve">turns e-commerce support-ticket conversations into a reusable playbook of intents, triggers, templates and decision trees — embeddings + Gemini 3.1 Pro on durable Temporal pipelines, with a React analytics dashboard.</w:t>
       </w:r>
-    </w:p>
-    <w:p>
-      <w:pPr>
-        <w:pStyle w:val="ListParagraph"/>
-        <w:keepNext w:val="false"/>
-        <w:numPr>
-          <w:ilvl w:val="0"/>
-          <w:numId w:val="2"/>
-        </w:numPr>
-        <w:spacing w:after="18" w:line="232" w:lineRule="auto"/>
-      </w:pPr>
-      <w:r>
-        <w:rPr>
-          <w:rFonts w:ascii="Calibri" w:cs="Calibri" w:eastAsia="Calibri" w:hAnsi="Calibri"/>
-          <w:b/>
-          <w:bCs/>
-          <w:sz w:val="19"/>
-          <w:szCs w:val="19"/>
+      <w:r>
+        <w:rPr>
+          <w:rFonts w:ascii="Calibri" w:cs="Calibri" w:eastAsia="Calibri" w:hAnsi="Calibri"/>
+          <w:i/>
+          <w:iCs/>
+          <w:color w:val="595959"/>
+          <w:sz w:val="17"/>
+          <w:szCs w:val="17"/>
+        </w:rPr>
+        <w:t xml:space="preserve">  ·  Duration: 6 months, 2025–26</w:t>
+      </w:r>
+    </w:p>
+    <w:p>
+      <w:pPr>
+        <w:pStyle w:val="ListParagraph"/>
+        <w:keepNext w:val="false"/>
+        <w:numPr>
+          <w:ilvl w:val="0"/>
+          <w:numId w:val="2"/>
+        </w:numPr>
+        <w:spacing w:after="12" w:line="226" w:lineRule="auto"/>
+      </w:pPr>
+      <w:r>
+        <w:rPr>
+          <w:rFonts w:ascii="Calibri" w:cs="Calibri" w:eastAsia="Calibri" w:hAnsi="Calibri"/>
+          <w:b/>
+          <w:bCs/>
+          <w:sz w:val="18"/>
+          <w:szCs w:val="18"/>
         </w:rPr>
         <w:t xml:space="preserve">Knowledge Wiki + Ask Wiki: </w:t>
       </w:r>
       <w:r>
         <w:rPr>
           <w:rFonts w:ascii="Calibri" w:cs="Calibri" w:eastAsia="Calibri" w:hAnsi="Calibri"/>
-          <w:sz w:val="19"/>
-          <w:szCs w:val="19"/>
-        </w:rPr>
-        <w:t xml:space="preserve">OAuth-connected drive folders auto-published as a Wikipedia-style wiki (add/update/delete sync) with a pgvector + LLM RAG assistant answering support questions with citations.</w:t>
-      </w:r>
-    </w:p>
-    <w:p>
-      <w:pPr>
-        <w:spacing w:after="12" w:before="34"/>
+          <w:sz w:val="18"/>
+          <w:szCs w:val="18"/>
+        </w:rPr>
+        <w:t xml:space="preserve">OAuth2-connected drive folders auto-published as a Wikipedia-style wiki (add/update/delete sync) with a pgvector + LLM RAG assistant answering support questions with citations.</w:t>
+      </w:r>
+      <w:r>
+        <w:rPr>
+          <w:rFonts w:ascii="Calibri" w:cs="Calibri" w:eastAsia="Calibri" w:hAnsi="Calibri"/>
+          <w:i/>
+          <w:iCs/>
+          <w:color w:val="595959"/>
+          <w:sz w:val="17"/>
+          <w:szCs w:val="17"/>
+        </w:rPr>
+        <w:t xml:space="preserve">  ·  Duration: 7 months, 2026 – present</w:t>
+      </w:r>
+    </w:p>
+    <w:p>
+      <w:pPr>
+        <w:spacing w:after="10" w:before="28"/>
       </w:pPr>
       <w:r>
         <w:rPr>
@@ -1565,117 +1627,161 @@
           <w:ilvl w:val="0"/>
           <w:numId w:val="2"/>
         </w:numPr>
-        <w:spacing w:after="18" w:line="232" w:lineRule="auto"/>
-      </w:pPr>
-      <w:r>
-        <w:rPr>
-          <w:rFonts w:ascii="Calibri" w:cs="Calibri" w:eastAsia="Calibri" w:hAnsi="Calibri"/>
-          <w:b/>
-          <w:bCs/>
-          <w:sz w:val="19"/>
-          <w:szCs w:val="19"/>
+        <w:spacing w:after="12" w:line="226" w:lineRule="auto"/>
+      </w:pPr>
+      <w:r>
+        <w:rPr>
+          <w:rFonts w:ascii="Calibri" w:cs="Calibri" w:eastAsia="Calibri" w:hAnsi="Calibri"/>
+          <w:b/>
+          <w:bCs/>
+          <w:sz w:val="18"/>
+          <w:szCs w:val="18"/>
         </w:rPr>
         <w:t xml:space="preserve">Malpractice Detection System: </w:t>
       </w:r>
       <w:r>
         <w:rPr>
           <w:rFonts w:ascii="Calibri" w:cs="Calibri" w:eastAsia="Calibri" w:hAnsi="Calibri"/>
-          <w:sz w:val="19"/>
-          <w:szCs w:val="19"/>
+          <w:sz w:val="18"/>
+          <w:szCs w:val="18"/>
         </w:rPr>
         <w:t xml:space="preserve">real-time exam proctoring with face verification and head-pose tracking — ~98% accuracy, deployed for 100,000+ students.</w:t>
       </w:r>
-    </w:p>
-    <w:p>
-      <w:pPr>
-        <w:pStyle w:val="ListParagraph"/>
-        <w:keepNext w:val="false"/>
-        <w:numPr>
-          <w:ilvl w:val="0"/>
-          <w:numId w:val="2"/>
-        </w:numPr>
-        <w:spacing w:after="18" w:line="232" w:lineRule="auto"/>
-      </w:pPr>
-      <w:r>
-        <w:rPr>
-          <w:rFonts w:ascii="Calibri" w:cs="Calibri" w:eastAsia="Calibri" w:hAnsi="Calibri"/>
-          <w:b/>
-          <w:bCs/>
-          <w:sz w:val="19"/>
-          <w:szCs w:val="19"/>
+      <w:r>
+        <w:rPr>
+          <w:rFonts w:ascii="Calibri" w:cs="Calibri" w:eastAsia="Calibri" w:hAnsi="Calibri"/>
+          <w:i/>
+          <w:iCs/>
+          <w:color w:val="595959"/>
+          <w:sz w:val="17"/>
+          <w:szCs w:val="17"/>
+        </w:rPr>
+        <w:t xml:space="preserve">  ·  Duration: 8 months, 2020–21</w:t>
+      </w:r>
+    </w:p>
+    <w:p>
+      <w:pPr>
+        <w:pStyle w:val="ListParagraph"/>
+        <w:keepNext w:val="false"/>
+        <w:numPr>
+          <w:ilvl w:val="0"/>
+          <w:numId w:val="2"/>
+        </w:numPr>
+        <w:spacing w:after="12" w:line="226" w:lineRule="auto"/>
+      </w:pPr>
+      <w:r>
+        <w:rPr>
+          <w:rFonts w:ascii="Calibri" w:cs="Calibri" w:eastAsia="Calibri" w:hAnsi="Calibri"/>
+          <w:b/>
+          <w:bCs/>
+          <w:sz w:val="18"/>
+          <w:szCs w:val="18"/>
         </w:rPr>
         <w:t xml:space="preserve">SmartEval App: </w:t>
       </w:r>
       <w:r>
         <w:rPr>
           <w:rFonts w:ascii="Calibri" w:cs="Calibri" w:eastAsia="Calibri" w:hAnsi="Calibri"/>
-          <w:sz w:val="19"/>
-          <w:szCs w:val="19"/>
+          <w:sz w:val="18"/>
+          <w:szCs w:val="18"/>
         </w:rPr>
         <w:t xml:space="preserve">automated handwritten answer evaluation using deep learning — 500,000+ scripts processed, 10,000+ grading hours saved; published research paper.</w:t>
       </w:r>
-    </w:p>
-    <w:p>
-      <w:pPr>
-        <w:pStyle w:val="ListParagraph"/>
-        <w:keepNext w:val="false"/>
-        <w:numPr>
-          <w:ilvl w:val="0"/>
-          <w:numId w:val="2"/>
-        </w:numPr>
-        <w:spacing w:after="18" w:line="232" w:lineRule="auto"/>
-      </w:pPr>
-      <w:r>
-        <w:rPr>
-          <w:rFonts w:ascii="Calibri" w:cs="Calibri" w:eastAsia="Calibri" w:hAnsi="Calibri"/>
-          <w:b/>
-          <w:bCs/>
-          <w:sz w:val="19"/>
-          <w:szCs w:val="19"/>
+      <w:r>
+        <w:rPr>
+          <w:rFonts w:ascii="Calibri" w:cs="Calibri" w:eastAsia="Calibri" w:hAnsi="Calibri"/>
+          <w:i/>
+          <w:iCs/>
+          <w:color w:val="595959"/>
+          <w:sz w:val="17"/>
+          <w:szCs w:val="17"/>
+        </w:rPr>
+        <w:t xml:space="preserve">  ·  Duration: 10 months, 2020–21</w:t>
+      </w:r>
+    </w:p>
+    <w:p>
+      <w:pPr>
+        <w:pStyle w:val="ListParagraph"/>
+        <w:keepNext w:val="false"/>
+        <w:numPr>
+          <w:ilvl w:val="0"/>
+          <w:numId w:val="2"/>
+        </w:numPr>
+        <w:spacing w:after="12" w:line="226" w:lineRule="auto"/>
+      </w:pPr>
+      <w:r>
+        <w:rPr>
+          <w:rFonts w:ascii="Calibri" w:cs="Calibri" w:eastAsia="Calibri" w:hAnsi="Calibri"/>
+          <w:b/>
+          <w:bCs/>
+          <w:sz w:val="18"/>
+          <w:szCs w:val="18"/>
         </w:rPr>
         <w:t xml:space="preserve">Intelligent Surveillance: </w:t>
       </w:r>
       <w:r>
         <w:rPr>
           <w:rFonts w:ascii="Calibri" w:cs="Calibri" w:eastAsia="Calibri" w:hAnsi="Calibri"/>
-          <w:sz w:val="19"/>
-          <w:szCs w:val="19"/>
+          <w:sz w:val="18"/>
+          <w:szCs w:val="18"/>
         </w:rPr>
         <w:t xml:space="preserve">vision-based person recognition — ~99.2% accuracy across 50+ secure facilities.</w:t>
       </w:r>
-    </w:p>
-    <w:p>
-      <w:pPr>
-        <w:pStyle w:val="ListParagraph"/>
-        <w:keepNext w:val="false"/>
-        <w:numPr>
-          <w:ilvl w:val="0"/>
-          <w:numId w:val="2"/>
-        </w:numPr>
-        <w:spacing w:after="18" w:line="232" w:lineRule="auto"/>
-      </w:pPr>
-      <w:r>
-        <w:rPr>
-          <w:rFonts w:ascii="Calibri" w:cs="Calibri" w:eastAsia="Calibri" w:hAnsi="Calibri"/>
-          <w:b/>
-          <w:bCs/>
-          <w:sz w:val="19"/>
-          <w:szCs w:val="19"/>
+      <w:r>
+        <w:rPr>
+          <w:rFonts w:ascii="Calibri" w:cs="Calibri" w:eastAsia="Calibri" w:hAnsi="Calibri"/>
+          <w:i/>
+          <w:iCs/>
+          <w:color w:val="595959"/>
+          <w:sz w:val="17"/>
+          <w:szCs w:val="17"/>
+        </w:rPr>
+        <w:t xml:space="preserve">  ·  Duration: 6 months, 2021</w:t>
+      </w:r>
+    </w:p>
+    <w:p>
+      <w:pPr>
+        <w:pStyle w:val="ListParagraph"/>
+        <w:keepNext w:val="false"/>
+        <w:numPr>
+          <w:ilvl w:val="0"/>
+          <w:numId w:val="2"/>
+        </w:numPr>
+        <w:spacing w:after="12" w:line="226" w:lineRule="auto"/>
+      </w:pPr>
+      <w:r>
+        <w:rPr>
+          <w:rFonts w:ascii="Calibri" w:cs="Calibri" w:eastAsia="Calibri" w:hAnsi="Calibri"/>
+          <w:b/>
+          <w:bCs/>
+          <w:sz w:val="18"/>
+          <w:szCs w:val="18"/>
         </w:rPr>
         <w:t xml:space="preserve">Realtime Pothole Detection: </w:t>
       </w:r>
       <w:r>
         <w:rPr>
           <w:rFonts w:ascii="Calibri" w:cs="Calibri" w:eastAsia="Calibri" w:hAnsi="Calibri"/>
-          <w:sz w:val="19"/>
-          <w:szCs w:val="19"/>
+          <w:sz w:val="18"/>
+          <w:szCs w:val="18"/>
         </w:rPr>
         <w:t xml:space="preserve">computer vision + GPS mapping with automated alerts integrated into municipal workflows.</w:t>
       </w:r>
-    </w:p>
-    <w:p>
-      <w:pPr>
-        <w:spacing w:after="12" w:before="34"/>
+      <w:r>
+        <w:rPr>
+          <w:rFonts w:ascii="Calibri" w:cs="Calibri" w:eastAsia="Calibri" w:hAnsi="Calibri"/>
+          <w:i/>
+          <w:iCs/>
+          <w:color w:val="595959"/>
+          <w:sz w:val="17"/>
+          <w:szCs w:val="17"/>
+        </w:rPr>
+        <w:t xml:space="preserve">  ·  Duration: 4 months, 2019–20</w:t>
+      </w:r>
+    </w:p>
+    <w:p>
+      <w:pPr>
+        <w:spacing w:after="10" w:before="28"/>
       </w:pPr>
       <w:r>
         <w:rPr>
@@ -1697,88 +1803,121 @@
           <w:ilvl w:val="0"/>
           <w:numId w:val="2"/>
         </w:numPr>
-        <w:spacing w:after="18" w:line="232" w:lineRule="auto"/>
-      </w:pPr>
-      <w:r>
-        <w:rPr>
-          <w:rFonts w:ascii="Calibri" w:cs="Calibri" w:eastAsia="Calibri" w:hAnsi="Calibri"/>
-          <w:b/>
-          <w:bCs/>
-          <w:sz w:val="19"/>
-          <w:szCs w:val="19"/>
+        <w:spacing w:after="12" w:line="226" w:lineRule="auto"/>
+      </w:pPr>
+      <w:r>
+        <w:rPr>
+          <w:rFonts w:ascii="Calibri" w:cs="Calibri" w:eastAsia="Calibri" w:hAnsi="Calibri"/>
+          <w:b/>
+          <w:bCs/>
+          <w:sz w:val="18"/>
+          <w:szCs w:val="18"/>
         </w:rPr>
         <w:t xml:space="preserve">Enterprise Dashboard Platform: </w:t>
       </w:r>
       <w:r>
         <w:rPr>
           <w:rFonts w:ascii="Calibri" w:cs="Calibri" w:eastAsia="Calibri" w:hAnsi="Calibri"/>
-          <w:sz w:val="19"/>
-          <w:szCs w:val="19"/>
+          <w:sz w:val="18"/>
+          <w:szCs w:val="18"/>
         </w:rPr>
         <w:t xml:space="preserve">cloud-based payment and analytics suite — 99.9% uptime, 10,000+ concurrent users.</w:t>
       </w:r>
-    </w:p>
-    <w:p>
-      <w:pPr>
-        <w:pStyle w:val="ListParagraph"/>
-        <w:keepNext w:val="false"/>
-        <w:numPr>
-          <w:ilvl w:val="0"/>
-          <w:numId w:val="2"/>
-        </w:numPr>
-        <w:spacing w:after="18" w:line="232" w:lineRule="auto"/>
-      </w:pPr>
-      <w:r>
-        <w:rPr>
-          <w:rFonts w:ascii="Calibri" w:cs="Calibri" w:eastAsia="Calibri" w:hAnsi="Calibri"/>
-          <w:b/>
-          <w:bCs/>
-          <w:sz w:val="19"/>
-          <w:szCs w:val="19"/>
+      <w:r>
+        <w:rPr>
+          <w:rFonts w:ascii="Calibri" w:cs="Calibri" w:eastAsia="Calibri" w:hAnsi="Calibri"/>
+          <w:i/>
+          <w:iCs/>
+          <w:color w:val="595959"/>
+          <w:sz w:val="17"/>
+          <w:szCs w:val="17"/>
+        </w:rPr>
+        <w:t xml:space="preserve">  ·  Duration: 10 months, 2023–24</w:t>
+      </w:r>
+    </w:p>
+    <w:p>
+      <w:pPr>
+        <w:pStyle w:val="ListParagraph"/>
+        <w:keepNext w:val="false"/>
+        <w:numPr>
+          <w:ilvl w:val="0"/>
+          <w:numId w:val="2"/>
+        </w:numPr>
+        <w:spacing w:after="12" w:line="226" w:lineRule="auto"/>
+      </w:pPr>
+      <w:r>
+        <w:rPr>
+          <w:rFonts w:ascii="Calibri" w:cs="Calibri" w:eastAsia="Calibri" w:hAnsi="Calibri"/>
+          <w:b/>
+          <w:bCs/>
+          <w:sz w:val="18"/>
+          <w:szCs w:val="18"/>
         </w:rPr>
         <w:t xml:space="preserve">Document Processing Pipeline: </w:t>
       </w:r>
       <w:r>
         <w:rPr>
           <w:rFonts w:ascii="Calibri" w:cs="Calibri" w:eastAsia="Calibri" w:hAnsi="Calibri"/>
-          <w:sz w:val="19"/>
-          <w:szCs w:val="19"/>
+          <w:sz w:val="18"/>
+          <w:szCs w:val="18"/>
         </w:rPr>
         <w:t xml:space="preserve">insurance-focused intelligent extraction — 94.7% accuracy, 50,000+ documents/month.</w:t>
       </w:r>
-    </w:p>
-    <w:p>
-      <w:pPr>
-        <w:pStyle w:val="ListParagraph"/>
-        <w:keepNext w:val="false"/>
-        <w:numPr>
-          <w:ilvl w:val="0"/>
-          <w:numId w:val="2"/>
-        </w:numPr>
-        <w:spacing w:after="18" w:line="232" w:lineRule="auto"/>
-      </w:pPr>
-      <w:r>
-        <w:rPr>
-          <w:rFonts w:ascii="Calibri" w:cs="Calibri" w:eastAsia="Calibri" w:hAnsi="Calibri"/>
-          <w:b/>
-          <w:bCs/>
-          <w:sz w:val="19"/>
-          <w:szCs w:val="19"/>
+      <w:r>
+        <w:rPr>
+          <w:rFonts w:ascii="Calibri" w:cs="Calibri" w:eastAsia="Calibri" w:hAnsi="Calibri"/>
+          <w:i/>
+          <w:iCs/>
+          <w:color w:val="595959"/>
+          <w:sz w:val="17"/>
+          <w:szCs w:val="17"/>
+        </w:rPr>
+        <w:t xml:space="preserve">  ·  Duration: 8 months, 2024–25</w:t>
+      </w:r>
+    </w:p>
+    <w:p>
+      <w:pPr>
+        <w:pStyle w:val="ListParagraph"/>
+        <w:keepNext w:val="false"/>
+        <w:numPr>
+          <w:ilvl w:val="0"/>
+          <w:numId w:val="2"/>
+        </w:numPr>
+        <w:spacing w:after="12" w:line="226" w:lineRule="auto"/>
+      </w:pPr>
+      <w:r>
+        <w:rPr>
+          <w:rFonts w:ascii="Calibri" w:cs="Calibri" w:eastAsia="Calibri" w:hAnsi="Calibri"/>
+          <w:b/>
+          <w:bCs/>
+          <w:sz w:val="18"/>
+          <w:szCs w:val="18"/>
         </w:rPr>
         <w:t xml:space="preserve">Microservices Migration: </w:t>
       </w:r>
       <w:r>
         <w:rPr>
           <w:rFonts w:ascii="Calibri" w:cs="Calibri" w:eastAsia="Calibri" w:hAnsi="Calibri"/>
-          <w:sz w:val="19"/>
-          <w:szCs w:val="19"/>
+          <w:sz w:val="18"/>
+          <w:szCs w:val="18"/>
         </w:rPr>
         <w:t xml:space="preserve">monolith → containerized microservices — deployment time down 70%, throughput tripled.</w:t>
       </w:r>
-    </w:p>
-    <w:p>
-      <w:pPr>
-        <w:spacing w:after="12" w:before="34"/>
+      <w:r>
+        <w:rPr>
+          <w:rFonts w:ascii="Calibri" w:cs="Calibri" w:eastAsia="Calibri" w:hAnsi="Calibri"/>
+          <w:i/>
+          <w:iCs/>
+          <w:color w:val="595959"/>
+          <w:sz w:val="17"/>
+          <w:szCs w:val="17"/>
+        </w:rPr>
+        <w:t xml:space="preserve">  ·  Duration: 5 months, 2025</w:t>
+      </w:r>
+    </w:p>
+    <w:p>
+      <w:pPr>
+        <w:spacing w:after="10" w:before="28"/>
       </w:pPr>
       <w:r>
         <w:rPr>
@@ -1800,15 +1939,15 @@
           <w:ilvl w:val="0"/>
           <w:numId w:val="2"/>
         </w:numPr>
-        <w:spacing w:after="18" w:line="232" w:lineRule="auto"/>
-      </w:pPr>
-      <w:r>
-        <w:rPr>
-          <w:rFonts w:ascii="Calibri" w:cs="Calibri" w:eastAsia="Calibri" w:hAnsi="Calibri"/>
-          <w:sz w:val="19"/>
-          <w:szCs w:val="19"/>
-        </w:rPr>
-        <w:t xml:space="preserve">Best Project (2020–21), university-level competition  ·  Certificate of Excellence, B.E. CS (Ramaiah Institute of Technology)  ·  Topper Medal, D S Dinakar National Polytechnic  ·  Peer-reviewed research paper on SmartEval (AI/NLP).</w:t>
+        <w:spacing w:after="12" w:line="226" w:lineRule="auto"/>
+      </w:pPr>
+      <w:r>
+        <w:rPr>
+          <w:rFonts w:ascii="Calibri" w:cs="Calibri" w:eastAsia="Calibri" w:hAnsi="Calibri"/>
+          <w:sz w:val="18"/>
+          <w:szCs w:val="18"/>
+        </w:rPr>
+        <w:t xml:space="preserve">Best Project (2020–21, university-level)  ·  Certificate of Excellence (B.E. CS, Ramaiah Institute)  ·  Topper Medal (Polytechnic)  ·  Peer-reviewed SmartEval AI/NLP paper.</w:t>
       </w:r>
     </w:p>
     <w:p>
@@ -1816,7 +1955,7 @@
         <w:pBdr>
           <w:bottom w:val="single" w:color="1F3864" w:sz="6" w:space="2"/>
         </w:pBdr>
-        <w:spacing w:after="42" w:before="106"/>
+        <w:spacing w:after="36" w:before="88"/>
       </w:pPr>
       <w:r>
         <w:rPr>
@@ -1833,7 +1972,7 @@
     </w:p>
     <w:p>
       <w:pPr>
-        <w:spacing w:after="24" w:line="232" w:lineRule="auto"/>
+        <w:spacing w:after="18" w:line="226" w:lineRule="auto"/>
       </w:pPr>
       <w:r>
         <w:rPr>
@@ -1841,23 +1980,23 @@
           <w:b/>
           <w:bCs/>
           <w:color w:val="1F3864"/>
-          <w:sz w:val="19"/>
-          <w:szCs w:val="19"/>
+          <w:sz w:val="18"/>
+          <w:szCs w:val="18"/>
         </w:rPr>
         <w:t xml:space="preserve">AI / LLM &amp; Data: </w:t>
       </w:r>
       <w:r>
         <w:rPr>
           <w:rFonts w:ascii="Calibri" w:cs="Calibri" w:eastAsia="Calibri" w:hAnsi="Calibri"/>
-          <w:sz w:val="19"/>
-          <w:szCs w:val="19"/>
+          <w:sz w:val="18"/>
+          <w:szCs w:val="18"/>
         </w:rPr>
         <w:t xml:space="preserve">Generative AI (GenAI), Agentic AI &amp; AI Agents (LangChain, LangGraph, Model Context Protocol - MCP), LLM integrations (Gemini 3.1 Pro, GPT-4, Claude), RAG pipelines, Embeddings &amp; semantic search (pgvector), Prompt engineering, Temporal workflow orchestration, Machine Learning (TensorFlow, PyTorch, Scikit-learn), NLP, Computer Vision (OpenCV, YOLO)</w:t>
       </w:r>
     </w:p>
     <w:p>
       <w:pPr>
-        <w:spacing w:after="24" w:line="232" w:lineRule="auto"/>
+        <w:spacing w:after="18" w:line="226" w:lineRule="auto"/>
       </w:pPr>
       <w:r>
         <w:rPr>
@@ -1865,23 +2004,47 @@
           <w:b/>
           <w:bCs/>
           <w:color w:val="1F3864"/>
-          <w:sz w:val="19"/>
-          <w:szCs w:val="19"/>
+          <w:sz w:val="18"/>
+          <w:szCs w:val="18"/>
+        </w:rPr>
+        <w:t xml:space="preserve">Backend &amp; Security: </w:t>
+      </w:r>
+      <w:r>
+        <w:rPr>
+          <w:rFonts w:ascii="Calibri" w:cs="Calibri" w:eastAsia="Calibri" w:hAnsi="Calibri"/>
+          <w:sz w:val="18"/>
+          <w:szCs w:val="18"/>
+        </w:rPr>
+        <w:t xml:space="preserve">REST API design, OAuth2 authentication &amp; authorization, JWT, secure coding (input validation, data encryption, OWASP mitigation), unit testing (pytest), SQLAlchemy + Alembic (ORM &amp; migrations), Celery + CeleryBeat/RedBeat scheduling, systems integration, end-user support</w:t>
+      </w:r>
+    </w:p>
+    <w:p>
+      <w:pPr>
+        <w:spacing w:after="18" w:line="226" w:lineRule="auto"/>
+      </w:pPr>
+      <w:r>
+        <w:rPr>
+          <w:rFonts w:ascii="Calibri" w:cs="Calibri" w:eastAsia="Calibri" w:hAnsi="Calibri"/>
+          <w:b/>
+          <w:bCs/>
+          <w:color w:val="1F3864"/>
+          <w:sz w:val="18"/>
+          <w:szCs w:val="18"/>
         </w:rPr>
         <w:t xml:space="preserve">Languages &amp; Frameworks: </w:t>
       </w:r>
       <w:r>
         <w:rPr>
           <w:rFonts w:ascii="Calibri" w:cs="Calibri" w:eastAsia="Calibri" w:hAnsi="Calibri"/>
-          <w:sz w:val="19"/>
-          <w:szCs w:val="19"/>
-        </w:rPr>
-        <w:t xml:space="preserve">Python 3.11+, JavaScript, TypeScript, React 18+ (Hooks, Context, Redux), Node.js, Flask, FastAPI, Django 4+, Java, C++, HTML5, CSS3, Responsive UI</w:t>
-      </w:r>
-    </w:p>
-    <w:p>
-      <w:pPr>
-        <w:spacing w:after="24" w:line="232" w:lineRule="auto"/>
+          <w:sz w:val="18"/>
+          <w:szCs w:val="18"/>
+        </w:rPr>
+        <w:t xml:space="preserve">Python 3.11+, Django 4+, Django REST Framework (DRF), FastAPI, Flask, JavaScript, TypeScript, React 18+ (Hooks, Context, Redux), Node.js, Java, C++, HTML5, CSS3</w:t>
+      </w:r>
+    </w:p>
+    <w:p>
+      <w:pPr>
+        <w:spacing w:after="18" w:line="226" w:lineRule="auto"/>
       </w:pPr>
       <w:r>
         <w:rPr>
@@ -1889,23 +2052,23 @@
           <w:b/>
           <w:bCs/>
           <w:color w:val="1F3864"/>
-          <w:sz w:val="19"/>
-          <w:szCs w:val="19"/>
+          <w:sz w:val="18"/>
+          <w:szCs w:val="18"/>
         </w:rPr>
         <w:t xml:space="preserve">Cloud &amp; DevOps: </w:t>
       </w:r>
       <w:r>
         <w:rPr>
           <w:rFonts w:ascii="Calibri" w:cs="Calibri" w:eastAsia="Calibri" w:hAnsi="Calibri"/>
-          <w:sz w:val="19"/>
-          <w:szCs w:val="19"/>
-        </w:rPr>
-        <w:t xml:space="preserve">Azure (Functions, Cosmos DB, Event Hub, App Service, DevOps), AWS (Lambda, S3, EC2, RDS, CloudWatch), Docker, Kubernetes, CI/CD (GitHub Actions, Azure DevOps), Terraform, Microservices, Serverless, IaC</w:t>
-      </w:r>
-    </w:p>
-    <w:p>
-      <w:pPr>
-        <w:spacing w:after="24" w:line="232" w:lineRule="auto"/>
+          <w:sz w:val="18"/>
+          <w:szCs w:val="18"/>
+        </w:rPr>
+        <w:t xml:space="preserve">Azure (App Service, Functions, AKS, Container Apps, Blob Storage, Key Vault, Cosmos DB, Event Hub, DevOps), AWS (Lambda, S3, EC2, RDS), Docker, docker-compose, Kubernetes, CI/CD (Azure DevOps, GitHub Actions), Git (GitHub, Azure DevOps), Terraform, Microservices, Serverless</w:t>
+      </w:r>
+    </w:p>
+    <w:p>
+      <w:pPr>
+        <w:spacing w:after="18" w:line="226" w:lineRule="auto"/>
       </w:pPr>
       <w:r>
         <w:rPr>
@@ -1913,23 +2076,23 @@
           <w:b/>
           <w:bCs/>
           <w:color w:val="1F3864"/>
-          <w:sz w:val="19"/>
-          <w:szCs w:val="19"/>
+          <w:sz w:val="18"/>
+          <w:szCs w:val="18"/>
         </w:rPr>
         <w:t xml:space="preserve">Databases &amp; Messaging: </w:t>
       </w:r>
       <w:r>
         <w:rPr>
           <w:rFonts w:ascii="Calibri" w:cs="Calibri" w:eastAsia="Calibri" w:hAnsi="Calibri"/>
-          <w:sz w:val="19"/>
-          <w:szCs w:val="19"/>
-        </w:rPr>
-        <w:t xml:space="preserve">PostgreSQL (indexing, query tuning, window functions), pgvector, MongoDB, Redis, RabbitMQ, Cosmos DB, Advanced SQL</w:t>
-      </w:r>
-    </w:p>
-    <w:p>
-      <w:pPr>
-        <w:spacing w:after="24" w:line="232" w:lineRule="auto"/>
+          <w:sz w:val="18"/>
+          <w:szCs w:val="18"/>
+        </w:rPr>
+        <w:t xml:space="preserve">PostgreSQL (indexing, query tuning, window functions), Advanced SQL &amp; NoSQL, pgvector, MongoDB, Redis, RabbitMQ, Cosmos DB</w:t>
+      </w:r>
+    </w:p>
+    <w:p>
+      <w:pPr>
+        <w:spacing w:after="18" w:line="226" w:lineRule="auto"/>
       </w:pPr>
       <w:r>
         <w:rPr>
@@ -1937,18 +2100,18 @@
           <w:b/>
           <w:bCs/>
           <w:color w:val="1F3864"/>
-          <w:sz w:val="19"/>
-          <w:szCs w:val="19"/>
+          <w:sz w:val="18"/>
+          <w:szCs w:val="18"/>
         </w:rPr>
         <w:t xml:space="preserve">Leadership: </w:t>
       </w:r>
       <w:r>
         <w:rPr>
           <w:rFonts w:ascii="Calibri" w:cs="Calibri" w:eastAsia="Calibri" w:hAnsi="Calibri"/>
-          <w:sz w:val="19"/>
-          <w:szCs w:val="19"/>
-        </w:rPr>
-        <w:t xml:space="preserve">Architectural decision-making, Technical mentorship, Cross-functional leadership, Agile/Scrum, Stakeholder communication, Code reviews, Technical documentation</w:t>
+          <w:sz w:val="18"/>
+          <w:szCs w:val="18"/>
+        </w:rPr>
+        <w:t xml:space="preserve">Agile/Scrum, Architectural decision-making, Technical mentorship, Distributed &amp; multicultural team collaboration, End-user support, Code reviews, Technical documentation, Tools: VS Code, Visual Studio</w:t>
       </w:r>
     </w:p>
     <w:p>
@@ -1956,7 +2119,7 @@
         <w:pBdr>
           <w:bottom w:val="single" w:color="1F3864" w:sz="6" w:space="2"/>
         </w:pBdr>
-        <w:spacing w:after="42" w:before="106"/>
+        <w:spacing w:after="36" w:before="88"/>
       </w:pPr>
       <w:r>
         <w:rPr>
@@ -1968,46 +2131,7 @@
           <w:sz w:val="21"/>
           <w:szCs w:val="21"/>
         </w:rPr>
-        <w:t xml:space="preserve">CERTIFICATIONS &amp; PUBLICATIONS</w:t>
-      </w:r>
-    </w:p>
-    <w:p>
-      <w:pPr>
-        <w:pStyle w:val="ListParagraph"/>
-        <w:keepNext w:val="false"/>
-        <w:numPr>
-          <w:ilvl w:val="0"/>
-          <w:numId w:val="2"/>
-        </w:numPr>
-        <w:spacing w:after="18" w:line="232" w:lineRule="auto"/>
-      </w:pPr>
-      <w:r>
-        <w:rPr>
-          <w:rFonts w:ascii="Calibri" w:cs="Calibri" w:eastAsia="Calibri" w:hAnsi="Calibri"/>
-          <w:sz w:val="19"/>
-          <w:szCs w:val="19"/>
-        </w:rPr>
-        <w:t xml:space="preserve">NPTEL – Python DSA (Top 10%)  ·  Microfocus – Docker &amp; Containers (Advanced)  ·  Udemy – MEAN Stack  ·  Certifications in Flask, Django, ReactJS, MongoDB, Java, SQL  ·  SmartEval AI/NLP research paper — peer-reviewed publication.</w:t>
-      </w:r>
-    </w:p>
-    <w:p>
-      <w:pPr>
-        <w:pBdr>
-          <w:bottom w:val="single" w:color="1F3864" w:sz="6" w:space="2"/>
-        </w:pBdr>
-        <w:spacing w:after="42" w:before="106"/>
-      </w:pPr>
-      <w:r>
-        <w:rPr>
-          <w:rFonts w:ascii="Calibri" w:cs="Calibri" w:eastAsia="Calibri" w:hAnsi="Calibri"/>
-          <w:b/>
-          <w:bCs/>
-          <w:color w:val="1F3864"/>
-          <w:spacing w:val="12"/>
-          <w:sz w:val="21"/>
-          <w:szCs w:val="21"/>
-        </w:rPr>
-        <w:t xml:space="preserve">EDUCATION</w:t>
+        <w:t xml:space="preserve">EDUCATION &amp; CERTIFICATIONS</w:t>
       </w:r>
     </w:p>
     <w:p>
@@ -2015,23 +2139,23 @@
         <w:tabs>
           <w:tab w:val="right" w:pos="10206"/>
         </w:tabs>
-        <w:spacing w:after="18"/>
-      </w:pPr>
-      <w:r>
-        <w:rPr>
-          <w:rFonts w:ascii="Calibri" w:cs="Calibri" w:eastAsia="Calibri" w:hAnsi="Calibri"/>
-          <w:b/>
-          <w:bCs/>
-          <w:sz w:val="19"/>
-          <w:szCs w:val="19"/>
+        <w:spacing w:after="12"/>
+      </w:pPr>
+      <w:r>
+        <w:rPr>
+          <w:rFonts w:ascii="Calibri" w:cs="Calibri" w:eastAsia="Calibri" w:hAnsi="Calibri"/>
+          <w:b/>
+          <w:bCs/>
+          <w:sz w:val="18"/>
+          <w:szCs w:val="18"/>
         </w:rPr>
         <w:t xml:space="preserve">B.E. — Computer Science, Ramaiah Institute of Technology</w:t>
       </w:r>
       <w:r>
         <w:rPr>
           <w:rFonts w:ascii="Calibri" w:cs="Calibri" w:eastAsia="Calibri" w:hAnsi="Calibri"/>
-          <w:sz w:val="19"/>
-          <w:szCs w:val="19"/>
+          <w:sz w:val="18"/>
+          <w:szCs w:val="18"/>
         </w:rPr>
         <w:t xml:space="preserve">  ·  CGPA 7.82 (Distinction)</w:t>
       </w:r>
@@ -2053,23 +2177,23 @@
         <w:tabs>
           <w:tab w:val="right" w:pos="10206"/>
         </w:tabs>
-        <w:spacing w:after="18"/>
-      </w:pPr>
-      <w:r>
-        <w:rPr>
-          <w:rFonts w:ascii="Calibri" w:cs="Calibri" w:eastAsia="Calibri" w:hAnsi="Calibri"/>
-          <w:b/>
-          <w:bCs/>
-          <w:sz w:val="19"/>
-          <w:szCs w:val="19"/>
+        <w:spacing w:after="12"/>
+      </w:pPr>
+      <w:r>
+        <w:rPr>
+          <w:rFonts w:ascii="Calibri" w:cs="Calibri" w:eastAsia="Calibri" w:hAnsi="Calibri"/>
+          <w:b/>
+          <w:bCs/>
+          <w:sz w:val="18"/>
+          <w:szCs w:val="18"/>
         </w:rPr>
         <w:t xml:space="preserve">Diploma — Computer Science, D S Dinakar National Polytechnic</w:t>
       </w:r>
       <w:r>
         <w:rPr>
           <w:rFonts w:ascii="Calibri" w:cs="Calibri" w:eastAsia="Calibri" w:hAnsi="Calibri"/>
-          <w:sz w:val="19"/>
-          <w:szCs w:val="19"/>
+          <w:sz w:val="18"/>
+          <w:szCs w:val="18"/>
         </w:rPr>
         <w:t xml:space="preserve">  ·  90.30% (Topper Medal)</w:t>
       </w:r>
@@ -2088,64 +2212,21 @@
     </w:p>
     <w:p>
       <w:pPr>
-        <w:tabs>
-          <w:tab w:val="right" w:pos="10206"/>
-        </w:tabs>
-        <w:spacing w:after="18"/>
-      </w:pPr>
-      <w:r>
-        <w:rPr>
-          <w:rFonts w:ascii="Calibri" w:cs="Calibri" w:eastAsia="Calibri" w:hAnsi="Calibri"/>
-          <w:b/>
-          <w:bCs/>
-          <w:sz w:val="19"/>
-          <w:szCs w:val="19"/>
-        </w:rPr>
-        <w:t xml:space="preserve">SSLC — Poornaprajna Education Centre</w:t>
-      </w:r>
-      <w:r>
-        <w:rPr>
-          <w:rFonts w:ascii="Calibri" w:cs="Calibri" w:eastAsia="Calibri" w:hAnsi="Calibri"/>
-          <w:sz w:val="19"/>
-          <w:szCs w:val="19"/>
-        </w:rPr>
-        <w:t xml:space="preserve">  ·  85.12%</w:t>
-      </w:r>
-      <w:r>
-        <w:t xml:space="preserve">	</w:t>
-      </w:r>
-      <w:r>
-        <w:rPr>
-          <w:rFonts w:ascii="Calibri" w:cs="Calibri" w:eastAsia="Calibri" w:hAnsi="Calibri"/>
-          <w:color w:val="595959"/>
-          <w:sz w:val="18"/>
-          <w:szCs w:val="18"/>
-        </w:rPr>
-        <w:t xml:space="preserve">2015</w:t>
-      </w:r>
-    </w:p>
-    <w:p>
-      <w:pPr>
-        <w:spacing w:after="10" w:before="40"/>
-      </w:pPr>
-      <w:r>
-        <w:rPr>
-          <w:rFonts w:ascii="Calibri" w:cs="Calibri" w:eastAsia="Calibri" w:hAnsi="Calibri"/>
-          <w:b/>
-          <w:bCs/>
-          <w:color w:val="1F3864"/>
-          <w:sz w:val="19"/>
-          <w:szCs w:val="19"/>
-        </w:rPr>
-        <w:t xml:space="preserve">Professional Interests:  </w:t>
-      </w:r>
-      <w:r>
-        <w:rPr>
-          <w:rFonts w:ascii="Calibri" w:cs="Calibri" w:eastAsia="Calibri" w:hAnsi="Calibri"/>
-          <w:sz w:val="19"/>
-          <w:szCs w:val="19"/>
-        </w:rPr>
-        <w:t xml:space="preserve">LLM agents &amp; automation · Distributed architecture · System design · Technical leadership · Open-source · Chess</w:t>
+        <w:pStyle w:val="ListParagraph"/>
+        <w:keepNext w:val="false"/>
+        <w:numPr>
+          <w:ilvl w:val="0"/>
+          <w:numId w:val="2"/>
+        </w:numPr>
+        <w:spacing w:after="12" w:line="226" w:lineRule="auto"/>
+      </w:pPr>
+      <w:r>
+        <w:rPr>
+          <w:rFonts w:ascii="Calibri" w:cs="Calibri" w:eastAsia="Calibri" w:hAnsi="Calibri"/>
+          <w:sz w:val="18"/>
+          <w:szCs w:val="18"/>
+        </w:rPr>
+        <w:t xml:space="preserve">Certifications: NPTEL – Python DSA (Top 10%)  ·  Microfocus – Docker &amp; Containers (Advanced)  ·  Flask, Django, ReactJS, MongoDB, Java, SQL  ·  SmartEval research paper (peer-reviewed publication).</w:t>
       </w:r>
     </w:p>
     <w:sectPr>
@@ -2358,8 +2439,8 @@
     <w:rPrDefault>
       <w:rPr>
         <w:rFonts w:ascii="Calibri" w:cs="Calibri" w:eastAsia="Calibri" w:hAnsi="Calibri"/>
-        <w:sz w:val="19"/>
-        <w:szCs w:val="19"/>
+        <w:sz w:val="18"/>
+        <w:szCs w:val="18"/>
       </w:rPr>
     </w:rPrDefault>
     <w:pPrDefault/>
